--- a/1 Лаба.docx
+++ b/1 Лаба.docx
@@ -2944,29 +2944,539 @@
         <w:br w:type="page"/>
       </w:r>
     </w:p>
+    <w:sdt>
+      <w:sdtPr>
+        <w:id w:val="-537820424"/>
+        <w:docPartObj>
+          <w:docPartGallery w:val="Table of Contents"/>
+          <w:docPartUnique/>
+        </w:docPartObj>
+      </w:sdtPr>
+      <w:sdtEndPr>
+        <w:rPr>
+          <w:rFonts w:asciiTheme="minorHAnsi" w:eastAsiaTheme="minorHAnsi" w:hAnsiTheme="minorHAnsi" w:cstheme="minorBidi"/>
+          <w:b/>
+          <w:bCs/>
+          <w:color w:val="auto"/>
+          <w:kern w:val="2"/>
+          <w:sz w:val="22"/>
+          <w:szCs w:val="22"/>
+          <w:lang w:eastAsia="en-US"/>
+          <w14:ligatures w14:val="standardContextual"/>
+        </w:rPr>
+      </w:sdtEndPr>
+      <w:sdtContent>
+        <w:p>
+          <w:pPr>
+            <w:pStyle w:val="aa"/>
+            <w:spacing w:before="0" w:line="360" w:lineRule="auto"/>
+            <w:rPr>
+              <w:rFonts w:ascii="Times New Roman" w:hAnsi="Times New Roman" w:cs="Times New Roman"/>
+              <w:color w:val="000000" w:themeColor="text1"/>
+              <w:sz w:val="28"/>
+              <w:szCs w:val="28"/>
+            </w:rPr>
+          </w:pPr>
+          <w:r>
+            <w:rPr>
+              <w:rFonts w:ascii="Times New Roman" w:hAnsi="Times New Roman" w:cs="Times New Roman"/>
+              <w:color w:val="000000" w:themeColor="text1"/>
+              <w:sz w:val="28"/>
+              <w:szCs w:val="28"/>
+            </w:rPr>
+            <w:t>Содержание</w:t>
+          </w:r>
+        </w:p>
+        <w:p>
+          <w:pPr>
+            <w:pStyle w:val="11"/>
+            <w:tabs>
+              <w:tab w:val="right" w:leader="dot" w:pos="9345"/>
+            </w:tabs>
+            <w:spacing w:line="360" w:lineRule="auto"/>
+            <w:rPr>
+              <w:rFonts w:ascii="Times New Roman" w:hAnsi="Times New Roman" w:cs="Times New Roman"/>
+              <w:noProof/>
+              <w:color w:val="000000" w:themeColor="text1"/>
+              <w:sz w:val="28"/>
+              <w:szCs w:val="28"/>
+            </w:rPr>
+          </w:pPr>
+          <w:r>
+            <w:rPr>
+              <w:rFonts w:ascii="Times New Roman" w:hAnsi="Times New Roman" w:cs="Times New Roman"/>
+              <w:b/>
+              <w:bCs/>
+              <w:color w:val="000000" w:themeColor="text1"/>
+              <w:sz w:val="28"/>
+              <w:szCs w:val="28"/>
+            </w:rPr>
+            <w:fldChar w:fldCharType="begin"/>
+          </w:r>
+          <w:r>
+            <w:rPr>
+              <w:rFonts w:ascii="Times New Roman" w:hAnsi="Times New Roman" w:cs="Times New Roman"/>
+              <w:b/>
+              <w:bCs/>
+              <w:color w:val="000000" w:themeColor="text1"/>
+              <w:sz w:val="28"/>
+              <w:szCs w:val="28"/>
+            </w:rPr>
+            <w:instrText xml:space="preserve"> TOC \o "1-3" \h \z \u </w:instrText>
+          </w:r>
+          <w:r>
+            <w:rPr>
+              <w:rFonts w:ascii="Times New Roman" w:hAnsi="Times New Roman" w:cs="Times New Roman"/>
+              <w:b/>
+              <w:bCs/>
+              <w:color w:val="000000" w:themeColor="text1"/>
+              <w:sz w:val="28"/>
+              <w:szCs w:val="28"/>
+            </w:rPr>
+            <w:fldChar w:fldCharType="separate"/>
+          </w:r>
+          <w:hyperlink w:anchor="_Toc221880427" w:history="1">
+            <w:r>
+              <w:rPr>
+                <w:rStyle w:val="ab"/>
+                <w:rFonts w:ascii="Times New Roman" w:hAnsi="Times New Roman" w:cs="Times New Roman"/>
+                <w:noProof/>
+                <w:color w:val="000000" w:themeColor="text1"/>
+                <w:sz w:val="28"/>
+                <w:szCs w:val="28"/>
+              </w:rPr>
+              <w:t>Введение</w:t>
+            </w:r>
+            <w:r>
+              <w:rPr>
+                <w:rFonts w:ascii="Times New Roman" w:hAnsi="Times New Roman" w:cs="Times New Roman"/>
+                <w:noProof/>
+                <w:webHidden/>
+                <w:color w:val="000000" w:themeColor="text1"/>
+                <w:sz w:val="28"/>
+                <w:szCs w:val="28"/>
+              </w:rPr>
+              <w:tab/>
+            </w:r>
+            <w:r>
+              <w:rPr>
+                <w:rFonts w:ascii="Times New Roman" w:hAnsi="Times New Roman" w:cs="Times New Roman"/>
+                <w:noProof/>
+                <w:webHidden/>
+                <w:color w:val="000000" w:themeColor="text1"/>
+                <w:sz w:val="28"/>
+                <w:szCs w:val="28"/>
+              </w:rPr>
+              <w:fldChar w:fldCharType="begin"/>
+            </w:r>
+            <w:r>
+              <w:rPr>
+                <w:rFonts w:ascii="Times New Roman" w:hAnsi="Times New Roman" w:cs="Times New Roman"/>
+                <w:noProof/>
+                <w:webHidden/>
+                <w:color w:val="000000" w:themeColor="text1"/>
+                <w:sz w:val="28"/>
+                <w:szCs w:val="28"/>
+              </w:rPr>
+              <w:instrText xml:space="preserve"> PAGEREF _Toc221880427 \h </w:instrText>
+            </w:r>
+            <w:r>
+              <w:rPr>
+                <w:rFonts w:ascii="Times New Roman" w:hAnsi="Times New Roman" w:cs="Times New Roman"/>
+                <w:noProof/>
+                <w:webHidden/>
+                <w:color w:val="000000" w:themeColor="text1"/>
+                <w:sz w:val="28"/>
+                <w:szCs w:val="28"/>
+              </w:rPr>
+            </w:r>
+            <w:r>
+              <w:rPr>
+                <w:rFonts w:ascii="Times New Roman" w:hAnsi="Times New Roman" w:cs="Times New Roman"/>
+                <w:noProof/>
+                <w:webHidden/>
+                <w:color w:val="000000" w:themeColor="text1"/>
+                <w:sz w:val="28"/>
+                <w:szCs w:val="28"/>
+              </w:rPr>
+              <w:fldChar w:fldCharType="separate"/>
+            </w:r>
+            <w:r>
+              <w:rPr>
+                <w:rFonts w:ascii="Times New Roman" w:hAnsi="Times New Roman" w:cs="Times New Roman"/>
+                <w:noProof/>
+                <w:webHidden/>
+                <w:color w:val="000000" w:themeColor="text1"/>
+                <w:sz w:val="28"/>
+                <w:szCs w:val="28"/>
+              </w:rPr>
+              <w:t>3</w:t>
+            </w:r>
+            <w:r>
+              <w:rPr>
+                <w:rFonts w:ascii="Times New Roman" w:hAnsi="Times New Roman" w:cs="Times New Roman"/>
+                <w:noProof/>
+                <w:webHidden/>
+                <w:color w:val="000000" w:themeColor="text1"/>
+                <w:sz w:val="28"/>
+                <w:szCs w:val="28"/>
+              </w:rPr>
+              <w:fldChar w:fldCharType="end"/>
+            </w:r>
+          </w:hyperlink>
+        </w:p>
+        <w:p>
+          <w:pPr>
+            <w:pStyle w:val="11"/>
+            <w:tabs>
+              <w:tab w:val="right" w:leader="dot" w:pos="9345"/>
+            </w:tabs>
+            <w:spacing w:line="360" w:lineRule="auto"/>
+            <w:rPr>
+              <w:rFonts w:ascii="Times New Roman" w:hAnsi="Times New Roman" w:cs="Times New Roman"/>
+              <w:noProof/>
+              <w:color w:val="000000" w:themeColor="text1"/>
+              <w:sz w:val="28"/>
+              <w:szCs w:val="28"/>
+            </w:rPr>
+          </w:pPr>
+          <w:hyperlink w:anchor="_Toc221880428" w:history="1">
+            <w:r>
+              <w:rPr>
+                <w:rStyle w:val="ab"/>
+                <w:rFonts w:ascii="Times New Roman" w:hAnsi="Times New Roman" w:cs="Times New Roman"/>
+                <w:noProof/>
+                <w:color w:val="000000" w:themeColor="text1"/>
+                <w:sz w:val="28"/>
+                <w:szCs w:val="28"/>
+              </w:rPr>
+              <w:t>Ход работы</w:t>
+            </w:r>
+            <w:r>
+              <w:rPr>
+                <w:rFonts w:ascii="Times New Roman" w:hAnsi="Times New Roman" w:cs="Times New Roman"/>
+                <w:noProof/>
+                <w:webHidden/>
+                <w:color w:val="000000" w:themeColor="text1"/>
+                <w:sz w:val="28"/>
+                <w:szCs w:val="28"/>
+              </w:rPr>
+              <w:tab/>
+            </w:r>
+            <w:r>
+              <w:rPr>
+                <w:rFonts w:ascii="Times New Roman" w:hAnsi="Times New Roman" w:cs="Times New Roman"/>
+                <w:noProof/>
+                <w:webHidden/>
+                <w:color w:val="000000" w:themeColor="text1"/>
+                <w:sz w:val="28"/>
+                <w:szCs w:val="28"/>
+              </w:rPr>
+              <w:fldChar w:fldCharType="begin"/>
+            </w:r>
+            <w:r>
+              <w:rPr>
+                <w:rFonts w:ascii="Times New Roman" w:hAnsi="Times New Roman" w:cs="Times New Roman"/>
+                <w:noProof/>
+                <w:webHidden/>
+                <w:color w:val="000000" w:themeColor="text1"/>
+                <w:sz w:val="28"/>
+                <w:szCs w:val="28"/>
+              </w:rPr>
+              <w:instrText xml:space="preserve"> PAGEREF _Toc221880428 \h </w:instrText>
+            </w:r>
+            <w:r>
+              <w:rPr>
+                <w:rFonts w:ascii="Times New Roman" w:hAnsi="Times New Roman" w:cs="Times New Roman"/>
+                <w:noProof/>
+                <w:webHidden/>
+                <w:color w:val="000000" w:themeColor="text1"/>
+                <w:sz w:val="28"/>
+                <w:szCs w:val="28"/>
+              </w:rPr>
+            </w:r>
+            <w:r>
+              <w:rPr>
+                <w:rFonts w:ascii="Times New Roman" w:hAnsi="Times New Roman" w:cs="Times New Roman"/>
+                <w:noProof/>
+                <w:webHidden/>
+                <w:color w:val="000000" w:themeColor="text1"/>
+                <w:sz w:val="28"/>
+                <w:szCs w:val="28"/>
+              </w:rPr>
+              <w:fldChar w:fldCharType="separate"/>
+            </w:r>
+            <w:r>
+              <w:rPr>
+                <w:rFonts w:ascii="Times New Roman" w:hAnsi="Times New Roman" w:cs="Times New Roman"/>
+                <w:noProof/>
+                <w:webHidden/>
+                <w:color w:val="000000" w:themeColor="text1"/>
+                <w:sz w:val="28"/>
+                <w:szCs w:val="28"/>
+              </w:rPr>
+              <w:t>3</w:t>
+            </w:r>
+            <w:r>
+              <w:rPr>
+                <w:rFonts w:ascii="Times New Roman" w:hAnsi="Times New Roman" w:cs="Times New Roman"/>
+                <w:noProof/>
+                <w:webHidden/>
+                <w:color w:val="000000" w:themeColor="text1"/>
+                <w:sz w:val="28"/>
+                <w:szCs w:val="28"/>
+              </w:rPr>
+              <w:fldChar w:fldCharType="end"/>
+            </w:r>
+          </w:hyperlink>
+        </w:p>
+        <w:p>
+          <w:pPr>
+            <w:pStyle w:val="21"/>
+            <w:tabs>
+              <w:tab w:val="right" w:leader="dot" w:pos="9345"/>
+            </w:tabs>
+            <w:spacing w:line="360" w:lineRule="auto"/>
+            <w:rPr>
+              <w:rFonts w:ascii="Times New Roman" w:hAnsi="Times New Roman" w:cs="Times New Roman"/>
+              <w:noProof/>
+              <w:color w:val="000000" w:themeColor="text1"/>
+              <w:sz w:val="28"/>
+              <w:szCs w:val="28"/>
+            </w:rPr>
+          </w:pPr>
+          <w:hyperlink w:anchor="_Toc221880429" w:history="1">
+            <w:r>
+              <w:rPr>
+                <w:rStyle w:val="ab"/>
+                <w:rFonts w:ascii="Times New Roman" w:hAnsi="Times New Roman" w:cs="Times New Roman"/>
+                <w:noProof/>
+                <w:color w:val="000000" w:themeColor="text1"/>
+                <w:sz w:val="28"/>
+                <w:szCs w:val="28"/>
+              </w:rPr>
+              <w:t>Теоретические аспекты</w:t>
+            </w:r>
+            <w:r>
+              <w:rPr>
+                <w:rFonts w:ascii="Times New Roman" w:hAnsi="Times New Roman" w:cs="Times New Roman"/>
+                <w:noProof/>
+                <w:webHidden/>
+                <w:color w:val="000000" w:themeColor="text1"/>
+                <w:sz w:val="28"/>
+                <w:szCs w:val="28"/>
+              </w:rPr>
+              <w:tab/>
+            </w:r>
+            <w:r>
+              <w:rPr>
+                <w:rFonts w:ascii="Times New Roman" w:hAnsi="Times New Roman" w:cs="Times New Roman"/>
+                <w:noProof/>
+                <w:webHidden/>
+                <w:color w:val="000000" w:themeColor="text1"/>
+                <w:sz w:val="28"/>
+                <w:szCs w:val="28"/>
+              </w:rPr>
+              <w:fldChar w:fldCharType="begin"/>
+            </w:r>
+            <w:r>
+              <w:rPr>
+                <w:rFonts w:ascii="Times New Roman" w:hAnsi="Times New Roman" w:cs="Times New Roman"/>
+                <w:noProof/>
+                <w:webHidden/>
+                <w:color w:val="000000" w:themeColor="text1"/>
+                <w:sz w:val="28"/>
+                <w:szCs w:val="28"/>
+              </w:rPr>
+              <w:instrText xml:space="preserve"> PAGEREF _Toc221880429 \h </w:instrText>
+            </w:r>
+            <w:r>
+              <w:rPr>
+                <w:rFonts w:ascii="Times New Roman" w:hAnsi="Times New Roman" w:cs="Times New Roman"/>
+                <w:noProof/>
+                <w:webHidden/>
+                <w:color w:val="000000" w:themeColor="text1"/>
+                <w:sz w:val="28"/>
+                <w:szCs w:val="28"/>
+              </w:rPr>
+            </w:r>
+            <w:r>
+              <w:rPr>
+                <w:rFonts w:ascii="Times New Roman" w:hAnsi="Times New Roman" w:cs="Times New Roman"/>
+                <w:noProof/>
+                <w:webHidden/>
+                <w:color w:val="000000" w:themeColor="text1"/>
+                <w:sz w:val="28"/>
+                <w:szCs w:val="28"/>
+              </w:rPr>
+              <w:fldChar w:fldCharType="separate"/>
+            </w:r>
+            <w:r>
+              <w:rPr>
+                <w:rFonts w:ascii="Times New Roman" w:hAnsi="Times New Roman" w:cs="Times New Roman"/>
+                <w:noProof/>
+                <w:webHidden/>
+                <w:color w:val="000000" w:themeColor="text1"/>
+                <w:sz w:val="28"/>
+                <w:szCs w:val="28"/>
+              </w:rPr>
+              <w:t>3</w:t>
+            </w:r>
+            <w:r>
+              <w:rPr>
+                <w:rFonts w:ascii="Times New Roman" w:hAnsi="Times New Roman" w:cs="Times New Roman"/>
+                <w:noProof/>
+                <w:webHidden/>
+                <w:color w:val="000000" w:themeColor="text1"/>
+                <w:sz w:val="28"/>
+                <w:szCs w:val="28"/>
+              </w:rPr>
+              <w:fldChar w:fldCharType="end"/>
+            </w:r>
+          </w:hyperlink>
+        </w:p>
+        <w:p>
+          <w:pPr>
+            <w:pStyle w:val="21"/>
+            <w:tabs>
+              <w:tab w:val="right" w:leader="dot" w:pos="9345"/>
+            </w:tabs>
+            <w:spacing w:line="360" w:lineRule="auto"/>
+            <w:rPr>
+              <w:rFonts w:ascii="Times New Roman" w:hAnsi="Times New Roman" w:cs="Times New Roman"/>
+              <w:noProof/>
+              <w:color w:val="000000" w:themeColor="text1"/>
+              <w:sz w:val="28"/>
+              <w:szCs w:val="28"/>
+            </w:rPr>
+          </w:pPr>
+          <w:hyperlink w:anchor="_Toc221880430" w:history="1">
+            <w:r>
+              <w:rPr>
+                <w:rStyle w:val="ab"/>
+                <w:rFonts w:ascii="Times New Roman" w:hAnsi="Times New Roman" w:cs="Times New Roman"/>
+                <w:noProof/>
+                <w:color w:val="000000" w:themeColor="text1"/>
+                <w:sz w:val="28"/>
+                <w:szCs w:val="28"/>
+              </w:rPr>
+              <w:t>Практические аспекты</w:t>
+            </w:r>
+            <w:r>
+              <w:rPr>
+                <w:rFonts w:ascii="Times New Roman" w:hAnsi="Times New Roman" w:cs="Times New Roman"/>
+                <w:noProof/>
+                <w:webHidden/>
+                <w:color w:val="000000" w:themeColor="text1"/>
+                <w:sz w:val="28"/>
+                <w:szCs w:val="28"/>
+              </w:rPr>
+              <w:tab/>
+            </w:r>
+            <w:r>
+              <w:rPr>
+                <w:rFonts w:ascii="Times New Roman" w:hAnsi="Times New Roman" w:cs="Times New Roman"/>
+                <w:noProof/>
+                <w:webHidden/>
+                <w:color w:val="000000" w:themeColor="text1"/>
+                <w:sz w:val="28"/>
+                <w:szCs w:val="28"/>
+              </w:rPr>
+              <w:fldChar w:fldCharType="begin"/>
+            </w:r>
+            <w:r>
+              <w:rPr>
+                <w:rFonts w:ascii="Times New Roman" w:hAnsi="Times New Roman" w:cs="Times New Roman"/>
+                <w:noProof/>
+                <w:webHidden/>
+                <w:color w:val="000000" w:themeColor="text1"/>
+                <w:sz w:val="28"/>
+                <w:szCs w:val="28"/>
+              </w:rPr>
+              <w:instrText xml:space="preserve"> PAGEREF _Toc221880430 \h </w:instrText>
+            </w:r>
+            <w:r>
+              <w:rPr>
+                <w:rFonts w:ascii="Times New Roman" w:hAnsi="Times New Roman" w:cs="Times New Roman"/>
+                <w:noProof/>
+                <w:webHidden/>
+                <w:color w:val="000000" w:themeColor="text1"/>
+                <w:sz w:val="28"/>
+                <w:szCs w:val="28"/>
+              </w:rPr>
+            </w:r>
+            <w:r>
+              <w:rPr>
+                <w:rFonts w:ascii="Times New Roman" w:hAnsi="Times New Roman" w:cs="Times New Roman"/>
+                <w:noProof/>
+                <w:webHidden/>
+                <w:color w:val="000000" w:themeColor="text1"/>
+                <w:sz w:val="28"/>
+                <w:szCs w:val="28"/>
+              </w:rPr>
+              <w:fldChar w:fldCharType="separate"/>
+            </w:r>
+            <w:r>
+              <w:rPr>
+                <w:rFonts w:ascii="Times New Roman" w:hAnsi="Times New Roman" w:cs="Times New Roman"/>
+                <w:noProof/>
+                <w:webHidden/>
+                <w:color w:val="000000" w:themeColor="text1"/>
+                <w:sz w:val="28"/>
+                <w:szCs w:val="28"/>
+              </w:rPr>
+              <w:t>6</w:t>
+            </w:r>
+            <w:r>
+              <w:rPr>
+                <w:rFonts w:ascii="Times New Roman" w:hAnsi="Times New Roman" w:cs="Times New Roman"/>
+                <w:noProof/>
+                <w:webHidden/>
+                <w:color w:val="000000" w:themeColor="text1"/>
+                <w:sz w:val="28"/>
+                <w:szCs w:val="28"/>
+              </w:rPr>
+              <w:fldChar w:fldCharType="end"/>
+            </w:r>
+          </w:hyperlink>
+        </w:p>
+        <w:p>
+          <w:pPr>
+            <w:spacing w:line="360" w:lineRule="auto"/>
+          </w:pPr>
+          <w:r>
+            <w:rPr>
+              <w:rFonts w:ascii="Times New Roman" w:hAnsi="Times New Roman" w:cs="Times New Roman"/>
+              <w:b/>
+              <w:bCs/>
+              <w:color w:val="000000" w:themeColor="text1"/>
+              <w:sz w:val="28"/>
+              <w:szCs w:val="28"/>
+            </w:rPr>
+            <w:fldChar w:fldCharType="end"/>
+          </w:r>
+        </w:p>
+      </w:sdtContent>
+    </w:sdt>
+    <w:p/>
     <w:p>
-      <w:pPr>
-        <w:widowControl w:val="0"/>
-        <w:spacing w:after="0" w:line="360" w:lineRule="auto"/>
-        <w:ind w:right="-1"/>
-        <w:jc w:val="center"/>
-        <w:rPr>
-          <w:rFonts w:ascii="Times New Roman" w:hAnsi="Times New Roman" w:cs="Times New Roman"/>
-          <w:b/>
-          <w:sz w:val="28"/>
-          <w:szCs w:val="28"/>
-        </w:rPr>
-      </w:pPr>
-      <w:r>
-        <w:rPr>
-          <w:rFonts w:ascii="Times New Roman" w:hAnsi="Times New Roman" w:cs="Times New Roman"/>
-          <w:b/>
-          <w:sz w:val="28"/>
-          <w:szCs w:val="28"/>
-        </w:rPr>
+      <w:r>
+        <w:br w:type="page"/>
+      </w:r>
+    </w:p>
+    <w:p>
+      <w:pPr>
+        <w:pStyle w:val="1"/>
+        <w:rPr>
+          <w:b w:val="0"/>
+        </w:rPr>
+      </w:pPr>
+      <w:bookmarkStart w:id="1" w:name="_Toc221880427"/>
+      <w:r>
         <w:lastRenderedPageBreak/>
         <w:t>Введение</w:t>
       </w:r>
+      <w:bookmarkEnd w:id="1"/>
     </w:p>
     <w:p>
       <w:pPr>
@@ -3435,42 +3945,23 @@
     </w:p>
     <w:p>
       <w:pPr>
-        <w:spacing w:after="0" w:line="360" w:lineRule="auto"/>
-        <w:jc w:val="center"/>
-        <w:rPr>
-          <w:b/>
-        </w:rPr>
-      </w:pPr>
-      <w:r>
-        <w:rPr>
-          <w:rFonts w:ascii="Times New Roman" w:hAnsi="Times New Roman" w:cs="Times New Roman"/>
-          <w:b/>
-          <w:sz w:val="28"/>
-          <w:szCs w:val="28"/>
-        </w:rPr>
+        <w:pStyle w:val="1"/>
+      </w:pPr>
+      <w:bookmarkStart w:id="2" w:name="_Toc221880428"/>
+      <w:r>
         <w:t>Ход работы</w:t>
       </w:r>
+      <w:bookmarkEnd w:id="2"/>
     </w:p>
     <w:p>
       <w:pPr>
-        <w:spacing w:after="0" w:line="360" w:lineRule="auto"/>
-        <w:jc w:val="center"/>
-        <w:rPr>
-          <w:rFonts w:ascii="Times New Roman" w:hAnsi="Times New Roman" w:cs="Times New Roman"/>
-          <w:i/>
-          <w:sz w:val="28"/>
-          <w:szCs w:val="28"/>
-        </w:rPr>
-      </w:pPr>
-      <w:r>
-        <w:rPr>
-          <w:rFonts w:ascii="Times New Roman" w:hAnsi="Times New Roman" w:cs="Times New Roman"/>
-          <w:i/>
-          <w:sz w:val="28"/>
-          <w:szCs w:val="28"/>
-        </w:rPr>
+        <w:pStyle w:val="2"/>
+      </w:pPr>
+      <w:bookmarkStart w:id="3" w:name="_Toc221880429"/>
+      <w:r>
         <w:t>Теоретические аспекты</w:t>
       </w:r>
+      <w:bookmarkEnd w:id="3"/>
     </w:p>
     <w:p>
       <w:pPr>
@@ -8575,14 +9066,17 @@
           <w:szCs w:val="28"/>
         </w:rPr>
       </w:pPr>
-      <w:r>
-        <w:rPr>
-          <w:rFonts w:ascii="Times New Roman" w:hAnsi="Times New Roman" w:cs="Times New Roman"/>
-          <w:sz w:val="28"/>
-          <w:szCs w:val="28"/>
-        </w:rPr>
+    </w:p>
+    <w:p>
+      <w:pPr>
+        <w:pStyle w:val="2"/>
+      </w:pPr>
+      <w:bookmarkStart w:id="4" w:name="_Toc221880430"/>
+      <w:r>
+        <w:lastRenderedPageBreak/>
         <w:t>Практические аспекты</w:t>
       </w:r>
+      <w:bookmarkEnd w:id="4"/>
     </w:p>
     <w:p>
       <w:pPr>
@@ -8601,13 +9095,87 @@
           <w:sz w:val="28"/>
           <w:szCs w:val="28"/>
         </w:rPr>
-        <w:lastRenderedPageBreak/>
+        <w:t xml:space="preserve">Ссылка на созданный </w:t>
+      </w:r>
+      <w:proofErr w:type="spellStart"/>
+      <w:r>
+        <w:rPr>
+          <w:rFonts w:ascii="Times New Roman" w:hAnsi="Times New Roman" w:cs="Times New Roman"/>
+          <w:sz w:val="28"/>
+          <w:szCs w:val="28"/>
+        </w:rPr>
+        <w:t>репозиторий</w:t>
+      </w:r>
+      <w:proofErr w:type="spellEnd"/>
+      <w:r>
+        <w:rPr>
+          <w:rFonts w:ascii="Times New Roman" w:hAnsi="Times New Roman" w:cs="Times New Roman"/>
+          <w:sz w:val="28"/>
+          <w:szCs w:val="28"/>
+        </w:rPr>
+        <w:t>:</w:t>
+      </w:r>
+      <w:r>
+        <w:rPr>
+          <w:rFonts w:ascii="Times New Roman" w:hAnsi="Times New Roman" w:cs="Times New Roman"/>
+          <w:sz w:val="28"/>
+          <w:szCs w:val="28"/>
+        </w:rPr>
+        <w:t xml:space="preserve"> </w:t>
+      </w:r>
+      <w:hyperlink r:id="rId8" w:history="1">
+        <w:r>
+          <w:rPr>
+            <w:rStyle w:val="ab"/>
+            <w:rFonts w:ascii="Times New Roman" w:hAnsi="Times New Roman" w:cs="Times New Roman"/>
+            <w:sz w:val="28"/>
+            <w:szCs w:val="28"/>
+          </w:rPr>
+          <w:t>https://github.com/Fangorner/ProrrammIng.git</w:t>
+        </w:r>
+      </w:hyperlink>
+      <w:r>
+        <w:rPr>
+          <w:rFonts w:ascii="Times New Roman" w:hAnsi="Times New Roman" w:cs="Times New Roman"/>
+          <w:sz w:val="28"/>
+          <w:szCs w:val="28"/>
+        </w:rPr>
+        <w:t xml:space="preserve"> </w:t>
+      </w:r>
+      <w:r>
+        <w:rPr>
+          <w:rFonts w:ascii="Times New Roman" w:hAnsi="Times New Roman" w:cs="Times New Roman"/>
+          <w:sz w:val="28"/>
+          <w:szCs w:val="28"/>
+        </w:rPr>
+        <w:t xml:space="preserve"> </w:t>
+      </w:r>
+    </w:p>
+    <w:p>
+      <w:pPr>
+        <w:spacing w:after="0" w:line="360" w:lineRule="auto"/>
+        <w:jc w:val="center"/>
+        <w:rPr>
+          <w:rFonts w:ascii="Times New Roman" w:hAnsi="Times New Roman" w:cs="Times New Roman"/>
+          <w:i/>
+          <w:sz w:val="28"/>
+          <w:szCs w:val="28"/>
+        </w:rPr>
+      </w:pPr>
+      <w:r>
+        <w:rPr>
+          <w:rFonts w:ascii="Times New Roman" w:hAnsi="Times New Roman" w:cs="Times New Roman"/>
+          <w:i/>
+          <w:sz w:val="28"/>
+          <w:szCs w:val="28"/>
+        </w:rPr>
         <w:t xml:space="preserve">Создание </w:t>
       </w:r>
       <w:proofErr w:type="spellStart"/>
       <w:r>
         <w:rPr>
           <w:rFonts w:ascii="Times New Roman" w:hAnsi="Times New Roman" w:cs="Times New Roman"/>
+          <w:i/>
           <w:sz w:val="28"/>
           <w:szCs w:val="28"/>
         </w:rPr>
@@ -8674,8 +9242,7 @@
     <w:p>
       <w:pPr>
         <w:spacing w:after="0" w:line="360" w:lineRule="auto"/>
-        <w:ind w:firstLine="709"/>
-        <w:jc w:val="both"/>
+        <w:jc w:val="center"/>
         <w:rPr>
           <w:rFonts w:ascii="Times New Roman" w:hAnsi="Times New Roman" w:cs="Times New Roman"/>
           <w:sz w:val="28"/>
@@ -8689,292 +9256,10 @@
           <w:szCs w:val="28"/>
         </w:rPr>
         <w:drawing>
-          <wp:inline distT="0" distB="0" distL="0" distR="0" wp14:anchorId="189800DA" wp14:editId="1A657959">
-            <wp:extent cx="2838450" cy="1371600"/>
-            <wp:effectExtent l="0" t="0" r="0" b="0"/>
+          <wp:inline distT="0" distB="0" distL="0" distR="0" wp14:anchorId="189800DA" wp14:editId="778DBE49">
+            <wp:extent cx="2838450" cy="1114425"/>
+            <wp:effectExtent l="0" t="0" r="0" b="9525"/>
             <wp:docPr id="1" name="Рисунок 1"/>
-            <wp:cNvGraphicFramePr>
-              <a:graphicFrameLocks xmlns:a="http://schemas.openxmlformats.org/drawingml/2006/main" noChangeAspect="1"/>
-            </wp:cNvGraphicFramePr>
-            <a:graphic xmlns:a="http://schemas.openxmlformats.org/drawingml/2006/main">
-              <a:graphicData uri="http://schemas.openxmlformats.org/drawingml/2006/picture">
-                <pic:pic xmlns:pic="http://schemas.openxmlformats.org/drawingml/2006/picture">
-                  <pic:nvPicPr>
-                    <pic:cNvPr id="1" name=""/>
-                    <pic:cNvPicPr/>
-                  </pic:nvPicPr>
-                  <pic:blipFill>
-                    <a:blip r:embed="rId7"/>
-                    <a:stretch>
-                      <a:fillRect/>
-                    </a:stretch>
-                  </pic:blipFill>
-                  <pic:spPr>
-                    <a:xfrm>
-                      <a:off x="0" y="0"/>
-                      <a:ext cx="2838450" cy="1371600"/>
-                    </a:xfrm>
-                    <a:prstGeom prst="rect">
-                      <a:avLst/>
-                    </a:prstGeom>
-                  </pic:spPr>
-                </pic:pic>
-              </a:graphicData>
-            </a:graphic>
-          </wp:inline>
-        </w:drawing>
-      </w:r>
-    </w:p>
-    <w:p>
-      <w:pPr>
-        <w:spacing w:after="0" w:line="360" w:lineRule="auto"/>
-        <w:ind w:firstLine="709"/>
-        <w:jc w:val="both"/>
-        <w:rPr>
-          <w:rFonts w:ascii="Times New Roman" w:hAnsi="Times New Roman" w:cs="Times New Roman"/>
-          <w:sz w:val="28"/>
-          <w:szCs w:val="28"/>
-        </w:rPr>
-      </w:pPr>
-      <w:r>
-        <w:rPr>
-          <w:rFonts w:ascii="Times New Roman" w:hAnsi="Times New Roman" w:cs="Times New Roman"/>
-          <w:sz w:val="28"/>
-          <w:szCs w:val="28"/>
-        </w:rPr>
-        <w:t xml:space="preserve">Далее задаются настройки </w:t>
-      </w:r>
-      <w:proofErr w:type="spellStart"/>
-      <w:r>
-        <w:rPr>
-          <w:rFonts w:ascii="Times New Roman" w:hAnsi="Times New Roman" w:cs="Times New Roman"/>
-          <w:sz w:val="28"/>
-          <w:szCs w:val="28"/>
-        </w:rPr>
-        <w:t>репозитория</w:t>
-      </w:r>
-      <w:proofErr w:type="spellEnd"/>
-      <w:r>
-        <w:rPr>
-          <w:rFonts w:ascii="Times New Roman" w:hAnsi="Times New Roman" w:cs="Times New Roman"/>
-          <w:sz w:val="28"/>
-          <w:szCs w:val="28"/>
-        </w:rPr>
-        <w:t xml:space="preserve">: </w:t>
-      </w:r>
-      <w:r>
-        <w:rPr>
-          <w:rFonts w:ascii="Times New Roman" w:hAnsi="Times New Roman" w:cs="Times New Roman"/>
-          <w:sz w:val="28"/>
-          <w:szCs w:val="28"/>
-        </w:rPr>
-        <w:t>название, описание,</w:t>
-      </w:r>
-      <w:r>
-        <w:rPr>
-          <w:rFonts w:ascii="Times New Roman" w:hAnsi="Times New Roman" w:cs="Times New Roman"/>
-          <w:sz w:val="28"/>
-          <w:szCs w:val="28"/>
-        </w:rPr>
-        <w:t xml:space="preserve"> </w:t>
-      </w:r>
-      <w:r>
-        <w:rPr>
-          <w:rFonts w:ascii="Times New Roman" w:hAnsi="Times New Roman" w:cs="Times New Roman"/>
-          <w:sz w:val="28"/>
-          <w:szCs w:val="28"/>
-        </w:rPr>
-        <w:t>видимость</w:t>
-      </w:r>
-      <w:r>
-        <w:rPr>
-          <w:rFonts w:ascii="Times New Roman" w:hAnsi="Times New Roman" w:cs="Times New Roman"/>
-          <w:sz w:val="28"/>
-          <w:szCs w:val="28"/>
-        </w:rPr>
-        <w:t xml:space="preserve"> (в данном случае публичный</w:t>
-      </w:r>
-      <w:r>
-        <w:rPr>
-          <w:rFonts w:ascii="Times New Roman" w:hAnsi="Times New Roman" w:cs="Times New Roman"/>
-          <w:sz w:val="28"/>
-          <w:szCs w:val="28"/>
-        </w:rPr>
-        <w:t xml:space="preserve">), а также предоставляется возможность автоматически создать текстовый файл </w:t>
-      </w:r>
-      <w:r>
-        <w:rPr>
-          <w:rFonts w:ascii="Times New Roman" w:hAnsi="Times New Roman" w:cs="Times New Roman"/>
-          <w:sz w:val="28"/>
-          <w:szCs w:val="28"/>
-        </w:rPr>
-        <w:t>README</w:t>
-      </w:r>
-      <w:r>
-        <w:rPr>
-          <w:rFonts w:ascii="Times New Roman" w:hAnsi="Times New Roman" w:cs="Times New Roman"/>
-          <w:sz w:val="28"/>
-          <w:szCs w:val="28"/>
-        </w:rPr>
-        <w:t xml:space="preserve"> </w:t>
-      </w:r>
-      <w:r>
-        <w:rPr>
-          <w:rFonts w:ascii="Times New Roman" w:hAnsi="Times New Roman" w:cs="Times New Roman"/>
-          <w:sz w:val="28"/>
-          <w:szCs w:val="28"/>
-        </w:rPr>
-        <w:t>(</w:t>
-      </w:r>
-      <w:r>
-        <w:rPr>
-          <w:rFonts w:ascii="Times New Roman" w:hAnsi="Times New Roman" w:cs="Times New Roman"/>
-          <w:sz w:val="28"/>
-          <w:szCs w:val="28"/>
-        </w:rPr>
-        <w:t>в него будет занесена информация о списке лабораторных работ</w:t>
-      </w:r>
-      <w:r>
-        <w:rPr>
-          <w:rFonts w:ascii="Times New Roman" w:hAnsi="Times New Roman" w:cs="Times New Roman"/>
-          <w:sz w:val="28"/>
-          <w:szCs w:val="28"/>
-        </w:rPr>
-        <w:t>)</w:t>
-      </w:r>
-    </w:p>
-    <w:p>
-      <w:pPr>
-        <w:spacing w:after="0" w:line="360" w:lineRule="auto"/>
-        <w:ind w:firstLine="709"/>
-        <w:jc w:val="both"/>
-        <w:rPr>
-          <w:rFonts w:ascii="Times New Roman" w:hAnsi="Times New Roman" w:cs="Times New Roman"/>
-          <w:sz w:val="28"/>
-          <w:szCs w:val="28"/>
-        </w:rPr>
-      </w:pPr>
-      <w:r>
-        <w:rPr>
-          <w:rFonts w:ascii="Times New Roman" w:hAnsi="Times New Roman" w:cs="Times New Roman"/>
-          <w:sz w:val="28"/>
-          <w:szCs w:val="28"/>
-        </w:rPr>
-        <w:drawing>
-          <wp:inline distT="0" distB="0" distL="0" distR="0" wp14:anchorId="3238A440" wp14:editId="014F490F">
-            <wp:extent cx="5940425" cy="5344160"/>
-            <wp:effectExtent l="0" t="0" r="0" b="0"/>
-            <wp:docPr id="3" name="Рисунок 3"/>
-            <wp:cNvGraphicFramePr>
-              <a:graphicFrameLocks xmlns:a="http://schemas.openxmlformats.org/drawingml/2006/main" noChangeAspect="1"/>
-            </wp:cNvGraphicFramePr>
-            <a:graphic xmlns:a="http://schemas.openxmlformats.org/drawingml/2006/main">
-              <a:graphicData uri="http://schemas.openxmlformats.org/drawingml/2006/picture">
-                <pic:pic xmlns:pic="http://schemas.openxmlformats.org/drawingml/2006/picture">
-                  <pic:nvPicPr>
-                    <pic:cNvPr id="1" name=""/>
-                    <pic:cNvPicPr/>
-                  </pic:nvPicPr>
-                  <pic:blipFill>
-                    <a:blip r:embed="rId8"/>
-                    <a:stretch>
-                      <a:fillRect/>
-                    </a:stretch>
-                  </pic:blipFill>
-                  <pic:spPr>
-                    <a:xfrm>
-                      <a:off x="0" y="0"/>
-                      <a:ext cx="5940425" cy="5344160"/>
-                    </a:xfrm>
-                    <a:prstGeom prst="rect">
-                      <a:avLst/>
-                    </a:prstGeom>
-                  </pic:spPr>
-                </pic:pic>
-              </a:graphicData>
-            </a:graphic>
-          </wp:inline>
-        </w:drawing>
-      </w:r>
-    </w:p>
-    <w:p>
-      <w:pPr>
-        <w:spacing w:after="0" w:line="360" w:lineRule="auto"/>
-        <w:ind w:firstLine="709"/>
-        <w:jc w:val="both"/>
-        <w:rPr>
-          <w:rFonts w:ascii="Times New Roman" w:hAnsi="Times New Roman" w:cs="Times New Roman"/>
-          <w:sz w:val="28"/>
-          <w:szCs w:val="28"/>
-        </w:rPr>
-      </w:pPr>
-      <w:r>
-        <w:rPr>
-          <w:rFonts w:ascii="Times New Roman" w:hAnsi="Times New Roman" w:cs="Times New Roman"/>
-          <w:sz w:val="28"/>
-          <w:szCs w:val="28"/>
-        </w:rPr>
-        <w:lastRenderedPageBreak/>
-        <w:t xml:space="preserve">Заполнение файла </w:t>
-      </w:r>
-      <w:r>
-        <w:rPr>
-          <w:rFonts w:ascii="Times New Roman" w:hAnsi="Times New Roman" w:cs="Times New Roman"/>
-          <w:sz w:val="28"/>
-          <w:szCs w:val="28"/>
-        </w:rPr>
-        <w:t>README</w:t>
-      </w:r>
-      <w:r>
-        <w:rPr>
-          <w:rFonts w:ascii="Times New Roman" w:hAnsi="Times New Roman" w:cs="Times New Roman"/>
-          <w:sz w:val="28"/>
-          <w:szCs w:val="28"/>
-        </w:rPr>
-        <w:t xml:space="preserve"> </w:t>
-      </w:r>
-    </w:p>
-    <w:p>
-      <w:pPr>
-        <w:spacing w:after="0" w:line="360" w:lineRule="auto"/>
-        <w:ind w:firstLine="709"/>
-        <w:jc w:val="both"/>
-        <w:rPr>
-          <w:rFonts w:ascii="Times New Roman" w:hAnsi="Times New Roman" w:cs="Times New Roman"/>
-          <w:sz w:val="28"/>
-          <w:szCs w:val="28"/>
-        </w:rPr>
-      </w:pPr>
-      <w:r>
-        <w:rPr>
-          <w:rFonts w:ascii="Times New Roman" w:hAnsi="Times New Roman" w:cs="Times New Roman"/>
-          <w:sz w:val="28"/>
-          <w:szCs w:val="28"/>
-        </w:rPr>
-        <w:t>Для заполнения, необходимо перейти в режим редактирования</w:t>
-      </w:r>
-    </w:p>
-    <w:p>
-      <w:pPr>
-        <w:spacing w:after="0" w:line="360" w:lineRule="auto"/>
-        <w:ind w:firstLine="709"/>
-        <w:jc w:val="both"/>
-        <w:rPr>
-          <w:rFonts w:ascii="Times New Roman" w:hAnsi="Times New Roman" w:cs="Times New Roman"/>
-          <w:sz w:val="28"/>
-          <w:szCs w:val="28"/>
-        </w:rPr>
-      </w:pPr>
-      <w:r>
-        <w:rPr>
-          <w:noProof/>
-          <w:lang w:eastAsia="ru-RU"/>
-        </w:rPr>
-        <w:drawing>
-          <wp:inline distT="0" distB="0" distL="0" distR="0" wp14:anchorId="4ED6B303" wp14:editId="2CBC2D8C">
-            <wp:extent cx="5940425" cy="3625850"/>
-            <wp:effectExtent l="0" t="0" r="0" b="0"/>
-            <wp:docPr id="4" name="Рисунок 4"/>
             <wp:cNvGraphicFramePr>
               <a:graphicFrameLocks xmlns:a="http://schemas.openxmlformats.org/drawingml/2006/main" noChangeAspect="1"/>
             </wp:cNvGraphicFramePr>
@@ -8994,7 +9279,7 @@
                   <pic:spPr>
                     <a:xfrm>
                       <a:off x="0" y="0"/>
-                      <a:ext cx="5940425" cy="3625850"/>
+                      <a:ext cx="2838450" cy="1114425"/>
                     </a:xfrm>
                     <a:prstGeom prst="rect">
                       <a:avLst/>
@@ -9024,30 +9309,128 @@
           <w:sz w:val="28"/>
           <w:szCs w:val="28"/>
         </w:rPr>
-        <w:t>После необходимо внести изменения и сохранить</w:t>
+        <w:t xml:space="preserve">Далее задаются настройки </w:t>
+      </w:r>
+      <w:proofErr w:type="spellStart"/>
+      <w:r>
+        <w:rPr>
+          <w:rFonts w:ascii="Times New Roman" w:hAnsi="Times New Roman" w:cs="Times New Roman"/>
+          <w:sz w:val="28"/>
+          <w:szCs w:val="28"/>
+        </w:rPr>
+        <w:t>репозитория</w:t>
+      </w:r>
+      <w:proofErr w:type="spellEnd"/>
+      <w:r>
+        <w:rPr>
+          <w:rFonts w:ascii="Times New Roman" w:hAnsi="Times New Roman" w:cs="Times New Roman"/>
+          <w:sz w:val="28"/>
+          <w:szCs w:val="28"/>
+        </w:rPr>
+        <w:t xml:space="preserve">: </w:t>
+      </w:r>
+      <w:r>
+        <w:rPr>
+          <w:rFonts w:ascii="Times New Roman" w:hAnsi="Times New Roman" w:cs="Times New Roman"/>
+          <w:sz w:val="28"/>
+          <w:szCs w:val="28"/>
+        </w:rPr>
+        <w:t>название, описание,</w:t>
+      </w:r>
+      <w:r>
+        <w:rPr>
+          <w:rFonts w:ascii="Times New Roman" w:hAnsi="Times New Roman" w:cs="Times New Roman"/>
+          <w:sz w:val="28"/>
+          <w:szCs w:val="28"/>
+        </w:rPr>
+        <w:t xml:space="preserve"> </w:t>
+      </w:r>
+      <w:r>
+        <w:rPr>
+          <w:rFonts w:ascii="Times New Roman" w:hAnsi="Times New Roman" w:cs="Times New Roman"/>
+          <w:sz w:val="28"/>
+          <w:szCs w:val="28"/>
+        </w:rPr>
+        <w:t>видимость</w:t>
+      </w:r>
+      <w:r>
+        <w:rPr>
+          <w:rFonts w:ascii="Times New Roman" w:hAnsi="Times New Roman" w:cs="Times New Roman"/>
+          <w:sz w:val="28"/>
+          <w:szCs w:val="28"/>
+        </w:rPr>
+        <w:t xml:space="preserve"> (в данном случае публичный</w:t>
+      </w:r>
+      <w:r>
+        <w:rPr>
+          <w:rFonts w:ascii="Times New Roman" w:hAnsi="Times New Roman" w:cs="Times New Roman"/>
+          <w:sz w:val="28"/>
+          <w:szCs w:val="28"/>
+        </w:rPr>
+        <w:t xml:space="preserve">), а также предоставляется возможность автоматически создать текстовый файл </w:t>
+      </w:r>
+      <w:r>
+        <w:rPr>
+          <w:rFonts w:ascii="Times New Roman" w:hAnsi="Times New Roman" w:cs="Times New Roman"/>
+          <w:sz w:val="28"/>
+          <w:szCs w:val="28"/>
+        </w:rPr>
+        <w:t>README</w:t>
+      </w:r>
+      <w:r>
+        <w:rPr>
+          <w:rFonts w:ascii="Times New Roman" w:hAnsi="Times New Roman" w:cs="Times New Roman"/>
+          <w:sz w:val="28"/>
+          <w:szCs w:val="28"/>
+        </w:rPr>
+        <w:t xml:space="preserve"> </w:t>
+      </w:r>
+      <w:r>
+        <w:rPr>
+          <w:rFonts w:ascii="Times New Roman" w:hAnsi="Times New Roman" w:cs="Times New Roman"/>
+          <w:sz w:val="28"/>
+          <w:szCs w:val="28"/>
+        </w:rPr>
+        <w:t>(</w:t>
+      </w:r>
+      <w:r>
+        <w:rPr>
+          <w:rFonts w:ascii="Times New Roman" w:hAnsi="Times New Roman" w:cs="Times New Roman"/>
+          <w:sz w:val="28"/>
+          <w:szCs w:val="28"/>
+        </w:rPr>
+        <w:t>в него будет занесена информация о списке лабораторных работ</w:t>
+      </w:r>
+      <w:r>
+        <w:rPr>
+          <w:rFonts w:ascii="Times New Roman" w:hAnsi="Times New Roman" w:cs="Times New Roman"/>
+          <w:sz w:val="28"/>
+          <w:szCs w:val="28"/>
+        </w:rPr>
+        <w:t>)</w:t>
       </w:r>
     </w:p>
     <w:p>
       <w:pPr>
         <w:spacing w:after="0" w:line="360" w:lineRule="auto"/>
-        <w:ind w:firstLine="709"/>
-        <w:jc w:val="both"/>
-        <w:rPr>
-          <w:rFonts w:ascii="Times New Roman" w:hAnsi="Times New Roman" w:cs="Times New Roman"/>
-          <w:sz w:val="28"/>
-          <w:szCs w:val="28"/>
-        </w:rPr>
-      </w:pPr>
-      <w:r>
-        <w:rPr>
-          <w:noProof/>
-          <w:lang w:eastAsia="ru-RU"/>
+        <w:jc w:val="center"/>
+        <w:rPr>
+          <w:rFonts w:ascii="Times New Roman" w:hAnsi="Times New Roman" w:cs="Times New Roman"/>
+          <w:sz w:val="28"/>
+          <w:szCs w:val="28"/>
+        </w:rPr>
+      </w:pPr>
+      <w:r>
+        <w:rPr>
+          <w:rFonts w:ascii="Times New Roman" w:hAnsi="Times New Roman" w:cs="Times New Roman"/>
+          <w:sz w:val="28"/>
+          <w:szCs w:val="28"/>
         </w:rPr>
         <w:drawing>
-          <wp:inline distT="0" distB="0" distL="0" distR="0" wp14:anchorId="34A76419" wp14:editId="73594A31">
-            <wp:extent cx="5940425" cy="1748790"/>
-            <wp:effectExtent l="0" t="0" r="0" b="0"/>
-            <wp:docPr id="5" name="Рисунок 5"/>
+          <wp:inline distT="0" distB="0" distL="0" distR="0" wp14:anchorId="3238A440" wp14:editId="3F01BC59">
+            <wp:extent cx="5940425" cy="4762500"/>
+            <wp:effectExtent l="0" t="0" r="3175" b="0"/>
+            <wp:docPr id="3" name="Рисунок 3"/>
             <wp:cNvGraphicFramePr>
               <a:graphicFrameLocks xmlns:a="http://schemas.openxmlformats.org/drawingml/2006/main" noChangeAspect="1"/>
             </wp:cNvGraphicFramePr>
@@ -9067,7 +9450,7 @@
                   <pic:spPr>
                     <a:xfrm>
                       <a:off x="0" y="0"/>
-                      <a:ext cx="5940425" cy="1748790"/>
+                      <a:ext cx="5940425" cy="4762500"/>
                     </a:xfrm>
                     <a:prstGeom prst="rect">
                       <a:avLst/>
@@ -9083,21 +9466,23 @@
     <w:p>
       <w:pPr>
         <w:spacing w:after="0" w:line="360" w:lineRule="auto"/>
-        <w:ind w:firstLine="709"/>
-        <w:jc w:val="both"/>
-        <w:rPr>
-          <w:rFonts w:ascii="Times New Roman" w:hAnsi="Times New Roman" w:cs="Times New Roman"/>
-          <w:sz w:val="28"/>
-          <w:szCs w:val="28"/>
-        </w:rPr>
-      </w:pPr>
-      <w:r>
-        <w:rPr>
-          <w:rFonts w:ascii="Times New Roman" w:hAnsi="Times New Roman" w:cs="Times New Roman"/>
-          <w:sz w:val="28"/>
-          <w:szCs w:val="28"/>
-        </w:rPr>
-        <w:t>Далее необходимо создать ветку, где будут храниться отчеты по лабораторным работам:</w:t>
+        <w:jc w:val="center"/>
+        <w:rPr>
+          <w:rFonts w:ascii="Times New Roman" w:hAnsi="Times New Roman" w:cs="Times New Roman"/>
+          <w:i/>
+          <w:sz w:val="28"/>
+          <w:szCs w:val="28"/>
+        </w:rPr>
+      </w:pPr>
+      <w:r>
+        <w:rPr>
+          <w:rFonts w:ascii="Times New Roman" w:hAnsi="Times New Roman" w:cs="Times New Roman"/>
+          <w:i/>
+          <w:sz w:val="28"/>
+          <w:szCs w:val="28"/>
+        </w:rPr>
+        <w:lastRenderedPageBreak/>
+        <w:t>Заполнение файла README</w:t>
       </w:r>
     </w:p>
     <w:p>
@@ -9113,14 +9498,58 @@
       </w:pPr>
       <w:r>
         <w:rPr>
+          <w:rFonts w:ascii="Times New Roman" w:hAnsi="Times New Roman" w:cs="Times New Roman"/>
+          <w:sz w:val="28"/>
+          <w:szCs w:val="28"/>
+        </w:rPr>
+        <w:t>Для заполнения</w:t>
+      </w:r>
+      <w:r>
+        <w:rPr>
+          <w:rFonts w:ascii="Times New Roman" w:hAnsi="Times New Roman" w:cs="Times New Roman"/>
+          <w:sz w:val="28"/>
+          <w:szCs w:val="28"/>
+        </w:rPr>
+        <w:t xml:space="preserve"> </w:t>
+      </w:r>
+      <w:r>
+        <w:rPr>
+          <w:rFonts w:ascii="Times New Roman" w:hAnsi="Times New Roman" w:cs="Times New Roman"/>
+          <w:sz w:val="28"/>
+          <w:szCs w:val="28"/>
+          <w:lang w:val="en-US"/>
+        </w:rPr>
+        <w:t>README</w:t>
+      </w:r>
+      <w:r>
+        <w:rPr>
+          <w:rFonts w:ascii="Times New Roman" w:hAnsi="Times New Roman" w:cs="Times New Roman"/>
+          <w:sz w:val="28"/>
+          <w:szCs w:val="28"/>
+        </w:rPr>
+        <w:t>, необходимо перейти в режим редактирования</w:t>
+      </w:r>
+    </w:p>
+    <w:p>
+      <w:pPr>
+        <w:spacing w:after="0" w:line="360" w:lineRule="auto"/>
+        <w:jc w:val="center"/>
+        <w:rPr>
+          <w:rFonts w:ascii="Times New Roman" w:hAnsi="Times New Roman" w:cs="Times New Roman"/>
+          <w:sz w:val="28"/>
+          <w:szCs w:val="28"/>
+        </w:rPr>
+      </w:pPr>
+      <w:r>
+        <w:rPr>
           <w:noProof/>
           <w:lang w:eastAsia="ru-RU"/>
         </w:rPr>
         <w:drawing>
-          <wp:inline distT="0" distB="0" distL="0" distR="0" wp14:anchorId="1830DE82" wp14:editId="3D853D84">
-            <wp:extent cx="5940425" cy="1819275"/>
-            <wp:effectExtent l="0" t="0" r="3175" b="9525"/>
-            <wp:docPr id="6" name="Рисунок 6"/>
+          <wp:inline distT="0" distB="0" distL="0" distR="0" wp14:anchorId="4ED6B303" wp14:editId="2CBC2D8C">
+            <wp:extent cx="5940425" cy="3625850"/>
+            <wp:effectExtent l="0" t="0" r="0" b="0"/>
+            <wp:docPr id="4" name="Рисунок 4"/>
             <wp:cNvGraphicFramePr>
               <a:graphicFrameLocks xmlns:a="http://schemas.openxmlformats.org/drawingml/2006/main" noChangeAspect="1"/>
             </wp:cNvGraphicFramePr>
@@ -9140,7 +9569,7 @@
                   <pic:spPr>
                     <a:xfrm>
                       <a:off x="0" y="0"/>
-                      <a:ext cx="5940425" cy="1819275"/>
+                      <a:ext cx="5940425" cy="3625850"/>
                     </a:xfrm>
                     <a:prstGeom prst="rect">
                       <a:avLst/>
@@ -9170,15 +9599,13 @@
           <w:sz w:val="28"/>
           <w:szCs w:val="28"/>
         </w:rPr>
-        <w:lastRenderedPageBreak/>
-        <w:t>Для создания новой ветки необходимо задать ее название:</w:t>
+        <w:t>После необходимо внести изменения и сохранить</w:t>
       </w:r>
     </w:p>
     <w:p>
       <w:pPr>
         <w:spacing w:after="0" w:line="360" w:lineRule="auto"/>
-        <w:ind w:firstLine="709"/>
-        <w:jc w:val="both"/>
+        <w:jc w:val="center"/>
         <w:rPr>
           <w:rFonts w:ascii="Times New Roman" w:hAnsi="Times New Roman" w:cs="Times New Roman"/>
           <w:sz w:val="28"/>
@@ -9191,10 +9618,10 @@
           <w:lang w:eastAsia="ru-RU"/>
         </w:rPr>
         <w:drawing>
-          <wp:inline distT="0" distB="0" distL="0" distR="0" wp14:anchorId="60DC506F" wp14:editId="7F06947A">
-            <wp:extent cx="4581525" cy="2552700"/>
-            <wp:effectExtent l="0" t="0" r="9525" b="0"/>
-            <wp:docPr id="7" name="Рисунок 7"/>
+          <wp:inline distT="0" distB="0" distL="0" distR="0" wp14:anchorId="34A76419" wp14:editId="73594A31">
+            <wp:extent cx="5940425" cy="1748790"/>
+            <wp:effectExtent l="0" t="0" r="0" b="0"/>
+            <wp:docPr id="5" name="Рисунок 5"/>
             <wp:cNvGraphicFramePr>
               <a:graphicFrameLocks xmlns:a="http://schemas.openxmlformats.org/drawingml/2006/main" noChangeAspect="1"/>
             </wp:cNvGraphicFramePr>
@@ -9214,7 +9641,7 @@
                   <pic:spPr>
                     <a:xfrm>
                       <a:off x="0" y="0"/>
-                      <a:ext cx="4581525" cy="2552700"/>
+                      <a:ext cx="5940425" cy="1748790"/>
                     </a:xfrm>
                     <a:prstGeom prst="rect">
                       <a:avLst/>
@@ -9244,13 +9671,12 @@
           <w:sz w:val="28"/>
           <w:szCs w:val="28"/>
         </w:rPr>
-        <w:t>Далее необходимо добавить файл в новую ветку:</w:t>
+        <w:t>Все изменения сохраняются в списке изменений:</w:t>
       </w:r>
     </w:p>
     <w:p>
       <w:pPr>
         <w:spacing w:after="0" w:line="360" w:lineRule="auto"/>
-        <w:ind w:firstLine="709"/>
         <w:jc w:val="both"/>
         <w:rPr>
           <w:rFonts w:ascii="Times New Roman" w:hAnsi="Times New Roman" w:cs="Times New Roman"/>
@@ -9264,10 +9690,10 @@
           <w:lang w:eastAsia="ru-RU"/>
         </w:rPr>
         <w:drawing>
-          <wp:inline distT="0" distB="0" distL="0" distR="0" wp14:anchorId="30311F07" wp14:editId="117990C9">
-            <wp:extent cx="5940425" cy="1058545"/>
-            <wp:effectExtent l="0" t="0" r="3175" b="8255"/>
-            <wp:docPr id="8" name="Рисунок 8"/>
+          <wp:inline distT="0" distB="0" distL="0" distR="0" wp14:anchorId="6CD92E45" wp14:editId="65E14468">
+            <wp:extent cx="5940425" cy="1400810"/>
+            <wp:effectExtent l="0" t="0" r="3175" b="8890"/>
+            <wp:docPr id="10" name="Рисунок 10"/>
             <wp:cNvGraphicFramePr>
               <a:graphicFrameLocks xmlns:a="http://schemas.openxmlformats.org/drawingml/2006/main" noChangeAspect="1"/>
             </wp:cNvGraphicFramePr>
@@ -9287,6 +9713,223 @@
                   <pic:spPr>
                     <a:xfrm>
                       <a:off x="0" y="0"/>
+                      <a:ext cx="5940425" cy="1400810"/>
+                    </a:xfrm>
+                    <a:prstGeom prst="rect">
+                      <a:avLst/>
+                    </a:prstGeom>
+                  </pic:spPr>
+                </pic:pic>
+              </a:graphicData>
+            </a:graphic>
+          </wp:inline>
+        </w:drawing>
+      </w:r>
+    </w:p>
+    <w:p>
+      <w:pPr>
+        <w:spacing w:after="0" w:line="360" w:lineRule="auto"/>
+        <w:ind w:firstLine="709"/>
+        <w:jc w:val="both"/>
+        <w:rPr>
+          <w:rFonts w:ascii="Times New Roman" w:hAnsi="Times New Roman" w:cs="Times New Roman"/>
+          <w:sz w:val="28"/>
+          <w:szCs w:val="28"/>
+        </w:rPr>
+      </w:pPr>
+      <w:r>
+        <w:rPr>
+          <w:rFonts w:ascii="Times New Roman" w:hAnsi="Times New Roman" w:cs="Times New Roman"/>
+          <w:sz w:val="28"/>
+          <w:szCs w:val="28"/>
+        </w:rPr>
+        <w:t>Далее необходимо создать ветку, где будут храниться отчеты по лабораторным работам:</w:t>
+      </w:r>
+    </w:p>
+    <w:p>
+      <w:pPr>
+        <w:spacing w:after="0" w:line="360" w:lineRule="auto"/>
+        <w:jc w:val="both"/>
+        <w:rPr>
+          <w:rFonts w:ascii="Times New Roman" w:hAnsi="Times New Roman" w:cs="Times New Roman"/>
+          <w:sz w:val="28"/>
+          <w:szCs w:val="28"/>
+        </w:rPr>
+      </w:pPr>
+      <w:r>
+        <w:rPr>
+          <w:noProof/>
+          <w:lang w:eastAsia="ru-RU"/>
+        </w:rPr>
+        <w:lastRenderedPageBreak/>
+        <w:drawing>
+          <wp:inline distT="0" distB="0" distL="0" distR="0" wp14:anchorId="1830DE82" wp14:editId="3D853D84">
+            <wp:extent cx="5940425" cy="1819275"/>
+            <wp:effectExtent l="0" t="0" r="3175" b="9525"/>
+            <wp:docPr id="6" name="Рисунок 6"/>
+            <wp:cNvGraphicFramePr>
+              <a:graphicFrameLocks xmlns:a="http://schemas.openxmlformats.org/drawingml/2006/main" noChangeAspect="1"/>
+            </wp:cNvGraphicFramePr>
+            <a:graphic xmlns:a="http://schemas.openxmlformats.org/drawingml/2006/main">
+              <a:graphicData uri="http://schemas.openxmlformats.org/drawingml/2006/picture">
+                <pic:pic xmlns:pic="http://schemas.openxmlformats.org/drawingml/2006/picture">
+                  <pic:nvPicPr>
+                    <pic:cNvPr id="1" name=""/>
+                    <pic:cNvPicPr/>
+                  </pic:nvPicPr>
+                  <pic:blipFill>
+                    <a:blip r:embed="rId14"/>
+                    <a:stretch>
+                      <a:fillRect/>
+                    </a:stretch>
+                  </pic:blipFill>
+                  <pic:spPr>
+                    <a:xfrm>
+                      <a:off x="0" y="0"/>
+                      <a:ext cx="5940425" cy="1819275"/>
+                    </a:xfrm>
+                    <a:prstGeom prst="rect">
+                      <a:avLst/>
+                    </a:prstGeom>
+                  </pic:spPr>
+                </pic:pic>
+              </a:graphicData>
+            </a:graphic>
+          </wp:inline>
+        </w:drawing>
+      </w:r>
+    </w:p>
+    <w:p>
+      <w:pPr>
+        <w:spacing w:after="0" w:line="360" w:lineRule="auto"/>
+        <w:ind w:firstLine="709"/>
+        <w:jc w:val="both"/>
+        <w:rPr>
+          <w:rFonts w:ascii="Times New Roman" w:hAnsi="Times New Roman" w:cs="Times New Roman"/>
+          <w:sz w:val="28"/>
+          <w:szCs w:val="28"/>
+        </w:rPr>
+      </w:pPr>
+      <w:r>
+        <w:rPr>
+          <w:rFonts w:ascii="Times New Roman" w:hAnsi="Times New Roman" w:cs="Times New Roman"/>
+          <w:sz w:val="28"/>
+          <w:szCs w:val="28"/>
+        </w:rPr>
+        <w:t>Для создания новой ветки необходимо задать ее название:</w:t>
+      </w:r>
+    </w:p>
+    <w:p>
+      <w:pPr>
+        <w:spacing w:after="0" w:line="360" w:lineRule="auto"/>
+        <w:jc w:val="center"/>
+        <w:rPr>
+          <w:rFonts w:ascii="Times New Roman" w:hAnsi="Times New Roman" w:cs="Times New Roman"/>
+          <w:sz w:val="28"/>
+          <w:szCs w:val="28"/>
+        </w:rPr>
+      </w:pPr>
+      <w:r>
+        <w:rPr>
+          <w:noProof/>
+          <w:lang w:eastAsia="ru-RU"/>
+        </w:rPr>
+        <w:drawing>
+          <wp:inline distT="0" distB="0" distL="0" distR="0" wp14:anchorId="60DC506F" wp14:editId="7F06947A">
+            <wp:extent cx="4581525" cy="2552700"/>
+            <wp:effectExtent l="0" t="0" r="9525" b="0"/>
+            <wp:docPr id="7" name="Рисунок 7"/>
+            <wp:cNvGraphicFramePr>
+              <a:graphicFrameLocks xmlns:a="http://schemas.openxmlformats.org/drawingml/2006/main" noChangeAspect="1"/>
+            </wp:cNvGraphicFramePr>
+            <a:graphic xmlns:a="http://schemas.openxmlformats.org/drawingml/2006/main">
+              <a:graphicData uri="http://schemas.openxmlformats.org/drawingml/2006/picture">
+                <pic:pic xmlns:pic="http://schemas.openxmlformats.org/drawingml/2006/picture">
+                  <pic:nvPicPr>
+                    <pic:cNvPr id="1" name=""/>
+                    <pic:cNvPicPr/>
+                  </pic:nvPicPr>
+                  <pic:blipFill>
+                    <a:blip r:embed="rId15"/>
+                    <a:stretch>
+                      <a:fillRect/>
+                    </a:stretch>
+                  </pic:blipFill>
+                  <pic:spPr>
+                    <a:xfrm>
+                      <a:off x="0" y="0"/>
+                      <a:ext cx="4581525" cy="2552700"/>
+                    </a:xfrm>
+                    <a:prstGeom prst="rect">
+                      <a:avLst/>
+                    </a:prstGeom>
+                  </pic:spPr>
+                </pic:pic>
+              </a:graphicData>
+            </a:graphic>
+          </wp:inline>
+        </w:drawing>
+      </w:r>
+    </w:p>
+    <w:p>
+      <w:pPr>
+        <w:spacing w:after="0" w:line="360" w:lineRule="auto"/>
+        <w:ind w:firstLine="709"/>
+        <w:jc w:val="both"/>
+        <w:rPr>
+          <w:rFonts w:ascii="Times New Roman" w:hAnsi="Times New Roman" w:cs="Times New Roman"/>
+          <w:sz w:val="28"/>
+          <w:szCs w:val="28"/>
+        </w:rPr>
+      </w:pPr>
+      <w:r>
+        <w:rPr>
+          <w:rFonts w:ascii="Times New Roman" w:hAnsi="Times New Roman" w:cs="Times New Roman"/>
+          <w:sz w:val="28"/>
+          <w:szCs w:val="28"/>
+        </w:rPr>
+        <w:t>Далее необходимо добавить файл в новую ветку:</w:t>
+      </w:r>
+    </w:p>
+    <w:p>
+      <w:pPr>
+        <w:spacing w:after="0" w:line="360" w:lineRule="auto"/>
+        <w:jc w:val="center"/>
+        <w:rPr>
+          <w:rFonts w:ascii="Times New Roman" w:hAnsi="Times New Roman" w:cs="Times New Roman"/>
+          <w:sz w:val="28"/>
+          <w:szCs w:val="28"/>
+        </w:rPr>
+      </w:pPr>
+      <w:r>
+        <w:rPr>
+          <w:noProof/>
+          <w:lang w:eastAsia="ru-RU"/>
+        </w:rPr>
+        <w:drawing>
+          <wp:inline distT="0" distB="0" distL="0" distR="0" wp14:anchorId="30311F07" wp14:editId="117990C9">
+            <wp:extent cx="5940425" cy="1058545"/>
+            <wp:effectExtent l="0" t="0" r="3175" b="8255"/>
+            <wp:docPr id="8" name="Рисунок 8"/>
+            <wp:cNvGraphicFramePr>
+              <a:graphicFrameLocks xmlns:a="http://schemas.openxmlformats.org/drawingml/2006/main" noChangeAspect="1"/>
+            </wp:cNvGraphicFramePr>
+            <a:graphic xmlns:a="http://schemas.openxmlformats.org/drawingml/2006/main">
+              <a:graphicData uri="http://schemas.openxmlformats.org/drawingml/2006/picture">
+                <pic:pic xmlns:pic="http://schemas.openxmlformats.org/drawingml/2006/picture">
+                  <pic:nvPicPr>
+                    <pic:cNvPr id="1" name=""/>
+                    <pic:cNvPicPr/>
+                  </pic:nvPicPr>
+                  <pic:blipFill>
+                    <a:blip r:embed="rId16"/>
+                    <a:stretch>
+                      <a:fillRect/>
+                    </a:stretch>
+                  </pic:blipFill>
+                  <pic:spPr>
+                    <a:xfrm>
+                      <a:off x="0" y="0"/>
                       <a:ext cx="5940425" cy="1058545"/>
                     </a:xfrm>
                     <a:prstGeom prst="rect">
@@ -9311,8 +9954,80 @@
           <w:szCs w:val="28"/>
         </w:rPr>
       </w:pPr>
-      <w:bookmarkStart w:id="1" w:name="_GoBack"/>
-      <w:bookmarkEnd w:id="1"/>
+      <w:r>
+        <w:rPr>
+          <w:rFonts w:ascii="Times New Roman" w:hAnsi="Times New Roman" w:cs="Times New Roman"/>
+          <w:sz w:val="28"/>
+          <w:szCs w:val="28"/>
+        </w:rPr>
+        <w:t>После этого в списке файлов проекта появляется новый файл:</w:t>
+      </w:r>
+    </w:p>
+    <w:p>
+      <w:pPr>
+        <w:spacing w:after="0" w:line="360" w:lineRule="auto"/>
+        <w:jc w:val="center"/>
+        <w:rPr>
+          <w:rFonts w:ascii="Times New Roman" w:hAnsi="Times New Roman" w:cs="Times New Roman"/>
+          <w:sz w:val="28"/>
+          <w:szCs w:val="28"/>
+        </w:rPr>
+      </w:pPr>
+      <w:r>
+        <w:rPr>
+          <w:noProof/>
+          <w:lang w:eastAsia="ru-RU"/>
+        </w:rPr>
+        <w:drawing>
+          <wp:inline distT="0" distB="0" distL="0" distR="0" wp14:anchorId="0466B9DC" wp14:editId="5102D0CC">
+            <wp:extent cx="5940425" cy="2423795"/>
+            <wp:effectExtent l="0" t="0" r="3175" b="0"/>
+            <wp:docPr id="9" name="Рисунок 9"/>
+            <wp:cNvGraphicFramePr>
+              <a:graphicFrameLocks xmlns:a="http://schemas.openxmlformats.org/drawingml/2006/main" noChangeAspect="1"/>
+            </wp:cNvGraphicFramePr>
+            <a:graphic xmlns:a="http://schemas.openxmlformats.org/drawingml/2006/main">
+              <a:graphicData uri="http://schemas.openxmlformats.org/drawingml/2006/picture">
+                <pic:pic xmlns:pic="http://schemas.openxmlformats.org/drawingml/2006/picture">
+                  <pic:nvPicPr>
+                    <pic:cNvPr id="1" name=""/>
+                    <pic:cNvPicPr/>
+                  </pic:nvPicPr>
+                  <pic:blipFill>
+                    <a:blip r:embed="rId17"/>
+                    <a:stretch>
+                      <a:fillRect/>
+                    </a:stretch>
+                  </pic:blipFill>
+                  <pic:spPr>
+                    <a:xfrm>
+                      <a:off x="0" y="0"/>
+                      <a:ext cx="5940425" cy="2423795"/>
+                    </a:xfrm>
+                    <a:prstGeom prst="rect">
+                      <a:avLst/>
+                    </a:prstGeom>
+                  </pic:spPr>
+                </pic:pic>
+              </a:graphicData>
+            </a:graphic>
+          </wp:inline>
+        </w:drawing>
+      </w:r>
+    </w:p>
+    <w:p>
+      <w:pPr>
+        <w:pStyle w:val="1"/>
+      </w:pPr>
+      <w:r>
+        <w:lastRenderedPageBreak/>
+        <w:t>Заключен</w:t>
+      </w:r>
+      <w:bookmarkStart w:id="5" w:name="_GoBack"/>
+      <w:bookmarkEnd w:id="5"/>
+      <w:r>
+        <w:t>ие</w:t>
+      </w:r>
     </w:p>
     <w:p>
       <w:pPr>
@@ -9325,6 +10040,86 @@
           <w:szCs w:val="28"/>
         </w:rPr>
       </w:pPr>
+      <w:r>
+        <w:rPr>
+          <w:rFonts w:ascii="Times New Roman" w:hAnsi="Times New Roman" w:cs="Times New Roman"/>
+          <w:sz w:val="28"/>
+          <w:szCs w:val="28"/>
+        </w:rPr>
+        <w:t xml:space="preserve">В ходе выполнения лабораторной работы было изучено назначение и возможности </w:t>
+      </w:r>
+      <w:proofErr w:type="spellStart"/>
+      <w:r>
+        <w:rPr>
+          <w:rFonts w:ascii="Times New Roman" w:hAnsi="Times New Roman" w:cs="Times New Roman"/>
+          <w:sz w:val="28"/>
+          <w:szCs w:val="28"/>
+        </w:rPr>
+        <w:t>Git</w:t>
+      </w:r>
+      <w:proofErr w:type="spellEnd"/>
+      <w:r>
+        <w:rPr>
+          <w:rFonts w:ascii="Times New Roman" w:hAnsi="Times New Roman" w:cs="Times New Roman"/>
+          <w:sz w:val="28"/>
+          <w:szCs w:val="28"/>
+        </w:rPr>
+        <w:t xml:space="preserve">. Проведен сравнительный анализ </w:t>
+      </w:r>
+      <w:proofErr w:type="spellStart"/>
+      <w:r>
+        <w:rPr>
+          <w:rFonts w:ascii="Times New Roman" w:hAnsi="Times New Roman" w:cs="Times New Roman"/>
+          <w:sz w:val="28"/>
+          <w:szCs w:val="28"/>
+        </w:rPr>
+        <w:t>GitHub</w:t>
+      </w:r>
+      <w:proofErr w:type="spellEnd"/>
+      <w:r>
+        <w:rPr>
+          <w:rFonts w:ascii="Times New Roman" w:hAnsi="Times New Roman" w:cs="Times New Roman"/>
+          <w:sz w:val="28"/>
+          <w:szCs w:val="28"/>
+        </w:rPr>
+        <w:t xml:space="preserve"> и </w:t>
+      </w:r>
+      <w:proofErr w:type="spellStart"/>
+      <w:r>
+        <w:rPr>
+          <w:rFonts w:ascii="Times New Roman" w:hAnsi="Times New Roman" w:cs="Times New Roman"/>
+          <w:sz w:val="28"/>
+          <w:szCs w:val="28"/>
+        </w:rPr>
+        <w:t>GitLab</w:t>
+      </w:r>
+      <w:proofErr w:type="spellEnd"/>
+      <w:r>
+        <w:rPr>
+          <w:rFonts w:ascii="Times New Roman" w:hAnsi="Times New Roman" w:cs="Times New Roman"/>
+          <w:sz w:val="28"/>
+          <w:szCs w:val="28"/>
+        </w:rPr>
+        <w:t xml:space="preserve">, рассмотрен российский аналог </w:t>
+      </w:r>
+      <w:proofErr w:type="spellStart"/>
+      <w:r>
+        <w:rPr>
+          <w:rFonts w:ascii="Times New Roman" w:hAnsi="Times New Roman" w:cs="Times New Roman"/>
+          <w:sz w:val="28"/>
+          <w:szCs w:val="28"/>
+        </w:rPr>
+        <w:t>GitFlic</w:t>
+      </w:r>
+      <w:proofErr w:type="spellEnd"/>
+      <w:r>
+        <w:rPr>
+          <w:rFonts w:ascii="Times New Roman" w:hAnsi="Times New Roman" w:cs="Times New Roman"/>
+          <w:sz w:val="28"/>
+          <w:szCs w:val="28"/>
+        </w:rPr>
+        <w:t>. Полученные навыки позволяют организовать индивидуальную и командную разработку программных продуктов с полным контролем версий.</w:t>
+      </w:r>
     </w:p>
     <w:p>
       <w:pPr>
@@ -9470,9 +10265,21 @@
         </w:rPr>
       </w:pPr>
     </w:p>
+    <w:p>
+      <w:pPr>
+        <w:spacing w:after="0" w:line="360" w:lineRule="auto"/>
+        <w:ind w:firstLine="709"/>
+        <w:jc w:val="both"/>
+        <w:rPr>
+          <w:rFonts w:ascii="Times New Roman" w:hAnsi="Times New Roman" w:cs="Times New Roman"/>
+          <w:sz w:val="28"/>
+          <w:szCs w:val="28"/>
+        </w:rPr>
+      </w:pPr>
+    </w:p>
     <w:sectPr>
-      <w:footerReference w:type="default" r:id="rId14"/>
-      <w:footerReference w:type="first" r:id="rId15"/>
+      <w:footerReference w:type="default" r:id="rId18"/>
+      <w:footerReference w:type="first" r:id="rId19"/>
       <w:pgSz w:w="11906" w:h="16838"/>
       <w:pgMar w:top="1134" w:right="850" w:bottom="1134" w:left="1701" w:header="708" w:footer="708" w:gutter="0"/>
       <w:cols w:space="708"/>
@@ -9538,7 +10345,7 @@
           <w:rPr>
             <w:noProof/>
           </w:rPr>
-          <w:t>6</w:t>
+          <w:t>8</w:t>
         </w:r>
         <w:r>
           <w:fldChar w:fldCharType="end"/>
@@ -10229,6 +11036,54 @@
     <w:name w:val="Normal"/>
     <w:qFormat/>
   </w:style>
+  <w:style w:type="paragraph" w:styleId="1">
+    <w:name w:val="heading 1"/>
+    <w:basedOn w:val="a"/>
+    <w:next w:val="a"/>
+    <w:link w:val="10"/>
+    <w:autoRedefine/>
+    <w:uiPriority w:val="9"/>
+    <w:qFormat/>
+    <w:rsid w:val="008A4391"/>
+    <w:pPr>
+      <w:keepNext/>
+      <w:keepLines/>
+      <w:spacing w:after="0" w:line="360" w:lineRule="auto"/>
+      <w:jc w:val="center"/>
+      <w:outlineLvl w:val="0"/>
+    </w:pPr>
+    <w:rPr>
+      <w:rFonts w:ascii="Times New Roman" w:eastAsiaTheme="majorEastAsia" w:hAnsi="Times New Roman" w:cstheme="majorBidi"/>
+      <w:b/>
+      <w:color w:val="000000" w:themeColor="text1"/>
+      <w:sz w:val="28"/>
+      <w:szCs w:val="32"/>
+    </w:rPr>
+  </w:style>
+  <w:style w:type="paragraph" w:styleId="2">
+    <w:name w:val="heading 2"/>
+    <w:basedOn w:val="a"/>
+    <w:next w:val="a"/>
+    <w:link w:val="20"/>
+    <w:uiPriority w:val="9"/>
+    <w:unhideWhenUsed/>
+    <w:qFormat/>
+    <w:rsid w:val="008A4391"/>
+    <w:pPr>
+      <w:keepNext/>
+      <w:keepLines/>
+      <w:spacing w:after="0" w:line="360" w:lineRule="auto"/>
+      <w:jc w:val="center"/>
+      <w:outlineLvl w:val="1"/>
+    </w:pPr>
+    <w:rPr>
+      <w:rFonts w:ascii="Times New Roman" w:eastAsiaTheme="majorEastAsia" w:hAnsi="Times New Roman" w:cstheme="majorBidi"/>
+      <w:b/>
+      <w:color w:val="000000" w:themeColor="text1"/>
+      <w:sz w:val="28"/>
+      <w:szCs w:val="26"/>
+    </w:rPr>
+  </w:style>
   <w:style w:type="character" w:default="1" w:styleId="a0">
     <w:name w:val="Default Paragraph Font"/>
     <w:uiPriority w:val="1"/>
@@ -10372,6 +11227,93 @@
       <w:rFonts w:ascii="Courier New" w:eastAsia="Times New Roman" w:hAnsi="Courier New" w:cs="Courier New"/>
       <w:sz w:val="20"/>
       <w:szCs w:val="20"/>
+    </w:rPr>
+  </w:style>
+  <w:style w:type="character" w:customStyle="1" w:styleId="10">
+    <w:name w:val="Заголовок 1 Знак"/>
+    <w:basedOn w:val="a0"/>
+    <w:link w:val="1"/>
+    <w:uiPriority w:val="9"/>
+    <w:rsid w:val="008A4391"/>
+    <w:rPr>
+      <w:rFonts w:ascii="Times New Roman" w:eastAsiaTheme="majorEastAsia" w:hAnsi="Times New Roman" w:cstheme="majorBidi"/>
+      <w:b/>
+      <w:color w:val="000000" w:themeColor="text1"/>
+      <w:sz w:val="28"/>
+      <w:szCs w:val="32"/>
+    </w:rPr>
+  </w:style>
+  <w:style w:type="character" w:customStyle="1" w:styleId="20">
+    <w:name w:val="Заголовок 2 Знак"/>
+    <w:basedOn w:val="a0"/>
+    <w:link w:val="2"/>
+    <w:uiPriority w:val="9"/>
+    <w:rsid w:val="008A4391"/>
+    <w:rPr>
+      <w:rFonts w:ascii="Times New Roman" w:eastAsiaTheme="majorEastAsia" w:hAnsi="Times New Roman" w:cstheme="majorBidi"/>
+      <w:b/>
+      <w:color w:val="000000" w:themeColor="text1"/>
+      <w:sz w:val="28"/>
+      <w:szCs w:val="26"/>
+    </w:rPr>
+  </w:style>
+  <w:style w:type="paragraph" w:styleId="aa">
+    <w:name w:val="TOC Heading"/>
+    <w:basedOn w:val="1"/>
+    <w:next w:val="a"/>
+    <w:uiPriority w:val="39"/>
+    <w:unhideWhenUsed/>
+    <w:qFormat/>
+    <w:rsid w:val="008A4391"/>
+    <w:pPr>
+      <w:spacing w:before="240" w:line="259" w:lineRule="auto"/>
+      <w:jc w:val="left"/>
+      <w:outlineLvl w:val="9"/>
+    </w:pPr>
+    <w:rPr>
+      <w:rFonts w:asciiTheme="majorHAnsi" w:hAnsiTheme="majorHAnsi"/>
+      <w:b w:val="0"/>
+      <w:color w:val="2F5496" w:themeColor="accent1" w:themeShade="BF"/>
+      <w:kern w:val="0"/>
+      <w:sz w:val="32"/>
+      <w:lang w:eastAsia="ru-RU"/>
+      <w14:ligatures w14:val="none"/>
+    </w:rPr>
+  </w:style>
+  <w:style w:type="paragraph" w:styleId="11">
+    <w:name w:val="toc 1"/>
+    <w:basedOn w:val="a"/>
+    <w:next w:val="a"/>
+    <w:autoRedefine/>
+    <w:uiPriority w:val="39"/>
+    <w:unhideWhenUsed/>
+    <w:rsid w:val="008A4391"/>
+    <w:pPr>
+      <w:spacing w:after="100"/>
+    </w:pPr>
+  </w:style>
+  <w:style w:type="paragraph" w:styleId="21">
+    <w:name w:val="toc 2"/>
+    <w:basedOn w:val="a"/>
+    <w:next w:val="a"/>
+    <w:autoRedefine/>
+    <w:uiPriority w:val="39"/>
+    <w:unhideWhenUsed/>
+    <w:rsid w:val="008A4391"/>
+    <w:pPr>
+      <w:spacing w:after="100"/>
+      <w:ind w:left="220"/>
+    </w:pPr>
+  </w:style>
+  <w:style w:type="character" w:styleId="ab">
+    <w:name w:val="Hyperlink"/>
+    <w:basedOn w:val="a0"/>
+    <w:uiPriority w:val="99"/>
+    <w:unhideWhenUsed/>
+    <w:rsid w:val="008A4391"/>
+    <w:rPr>
+      <w:color w:val="0563C1" w:themeColor="hyperlink"/>
+      <w:u w:val="single"/>
     </w:rPr>
   </w:style>
 </w:styles>
@@ -10636,4 +11578,16 @@
     </a:ext>
   </a:extLst>
 </a:theme>
+</file>
+
+<file path=customXml/item1.xml><?xml version="1.0" encoding="utf-8"?>
+<b:Sources xmlns:b="http://schemas.openxmlformats.org/officeDocument/2006/bibliography" xmlns="http://schemas.openxmlformats.org/officeDocument/2006/bibliography" SelectedStyle="\APASixthEditionOfficeOnline.xsl" StyleName="APA" Version="6"/>
+</file>
+
+<file path=customXml/itemProps1.xml><?xml version="1.0" encoding="utf-8"?>
+<ds:datastoreItem xmlns:ds="http://schemas.openxmlformats.org/officeDocument/2006/customXml" ds:itemID="{239A0845-A0AC-4D50-8983-94BC66113623}">
+  <ds:schemaRefs>
+    <ds:schemaRef ds:uri="http://schemas.openxmlformats.org/officeDocument/2006/bibliography"/>
+  </ds:schemaRefs>
+</ds:datastoreItem>
 </file>
--- a/1 Лаба.docx
+++ b/1 Лаба.docx
@@ -870,6 +870,90 @@
         </w:rPr>
         <w:t> </w:t>
       </w:r>
+    </w:p>
+    <w:p>
+      <w:pPr>
+        <w:spacing w:after="0" w:line="240" w:lineRule="auto"/>
+        <w:jc w:val="center"/>
+        <w:rPr>
+          <w:rFonts w:ascii="Times New Roman" w:eastAsia="Times New Roman" w:hAnsi="Times New Roman" w:cs="Times New Roman"/>
+          <w:kern w:val="0"/>
+          <w:sz w:val="24"/>
+          <w:szCs w:val="24"/>
+          <w:lang w:eastAsia="ru-RU"/>
+          <w14:ligatures w14:val="none"/>
+        </w:rPr>
+      </w:pPr>
+    </w:p>
+    <w:p>
+      <w:pPr>
+        <w:spacing w:after="0" w:line="240" w:lineRule="auto"/>
+        <w:jc w:val="center"/>
+        <w:rPr>
+          <w:rFonts w:ascii="Times New Roman" w:eastAsia="Times New Roman" w:hAnsi="Times New Roman" w:cs="Times New Roman"/>
+          <w:kern w:val="0"/>
+          <w:sz w:val="24"/>
+          <w:szCs w:val="24"/>
+          <w:lang w:eastAsia="ru-RU"/>
+          <w14:ligatures w14:val="none"/>
+        </w:rPr>
+      </w:pPr>
+    </w:p>
+    <w:p>
+      <w:pPr>
+        <w:spacing w:after="0" w:line="240" w:lineRule="auto"/>
+        <w:jc w:val="center"/>
+        <w:rPr>
+          <w:rFonts w:ascii="Times New Roman" w:eastAsia="Times New Roman" w:hAnsi="Times New Roman" w:cs="Times New Roman"/>
+          <w:kern w:val="0"/>
+          <w:sz w:val="24"/>
+          <w:szCs w:val="24"/>
+          <w:lang w:eastAsia="ru-RU"/>
+          <w14:ligatures w14:val="none"/>
+        </w:rPr>
+      </w:pPr>
+    </w:p>
+    <w:p>
+      <w:pPr>
+        <w:spacing w:after="0" w:line="240" w:lineRule="auto"/>
+        <w:jc w:val="center"/>
+        <w:rPr>
+          <w:rFonts w:ascii="Times New Roman" w:eastAsia="Times New Roman" w:hAnsi="Times New Roman" w:cs="Times New Roman"/>
+          <w:kern w:val="0"/>
+          <w:sz w:val="24"/>
+          <w:szCs w:val="24"/>
+          <w:lang w:eastAsia="ru-RU"/>
+          <w14:ligatures w14:val="none"/>
+        </w:rPr>
+      </w:pPr>
+    </w:p>
+    <w:p>
+      <w:pPr>
+        <w:spacing w:after="0" w:line="240" w:lineRule="auto"/>
+        <w:jc w:val="center"/>
+        <w:rPr>
+          <w:rFonts w:ascii="Times New Roman" w:eastAsia="Times New Roman" w:hAnsi="Times New Roman" w:cs="Times New Roman"/>
+          <w:kern w:val="0"/>
+          <w:sz w:val="24"/>
+          <w:szCs w:val="24"/>
+          <w:lang w:eastAsia="ru-RU"/>
+          <w14:ligatures w14:val="none"/>
+        </w:rPr>
+      </w:pPr>
+    </w:p>
+    <w:p>
+      <w:pPr>
+        <w:spacing w:after="0" w:line="240" w:lineRule="auto"/>
+        <w:jc w:val="center"/>
+        <w:rPr>
+          <w:rFonts w:ascii="Times New Roman" w:eastAsia="Times New Roman" w:hAnsi="Times New Roman" w:cs="Times New Roman"/>
+          <w:kern w:val="0"/>
+          <w:sz w:val="24"/>
+          <w:szCs w:val="24"/>
+          <w:lang w:eastAsia="ru-RU"/>
+          <w14:ligatures w14:val="none"/>
+        </w:rPr>
+      </w:pPr>
     </w:p>
     <w:p>
       <w:pPr>
@@ -2520,7 +2604,31 @@
                 <w:lang w:eastAsia="ru-RU"/>
                 <w14:ligatures w14:val="none"/>
               </w:rPr>
-              <w:t>2024 г.</w:t>
+              <w:t>202</w:t>
+            </w:r>
+            <w:r>
+              <w:rPr>
+                <w:rFonts w:ascii="Times New Roman" w:eastAsia="Times New Roman" w:hAnsi="Times New Roman" w:cs="Times New Roman"/>
+                <w:color w:val="000000"/>
+                <w:kern w:val="0"/>
+                <w:sz w:val="26"/>
+                <w:szCs w:val="26"/>
+                <w:lang w:eastAsia="ru-RU"/>
+                <w14:ligatures w14:val="none"/>
+              </w:rPr>
+              <w:t>6</w:t>
+            </w:r>
+            <w:r>
+              <w:rPr>
+                <w:rFonts w:ascii="Times New Roman" w:eastAsia="Times New Roman" w:hAnsi="Times New Roman" w:cs="Times New Roman"/>
+                <w:color w:val="000000"/>
+                <w:kern w:val="0"/>
+                <w:sz w:val="26"/>
+                <w:szCs w:val="26"/>
+                <w:lang w:eastAsia="ru-RU"/>
+                <w14:ligatures w14:val="none"/>
+              </w:rPr>
+              <w:t xml:space="preserve"> г.</w:t>
             </w:r>
           </w:p>
         </w:tc>
@@ -2946,6 +3054,15 @@
     </w:p>
     <w:sdt>
       <w:sdtPr>
+        <w:rPr>
+          <w:rFonts w:asciiTheme="minorHAnsi" w:eastAsiaTheme="minorHAnsi" w:hAnsiTheme="minorHAnsi" w:cstheme="minorBidi"/>
+          <w:color w:val="auto"/>
+          <w:kern w:val="2"/>
+          <w:sz w:val="22"/>
+          <w:szCs w:val="22"/>
+          <w:lang w:eastAsia="en-US"/>
+          <w14:ligatures w14:val="standardContextual"/>
+        </w:rPr>
         <w:id w:val="-537820424"/>
         <w:docPartObj>
           <w:docPartGallery w:val="Table of Contents"/>
@@ -2954,15 +3071,8 @@
       </w:sdtPr>
       <w:sdtEndPr>
         <w:rPr>
-          <w:rFonts w:asciiTheme="minorHAnsi" w:eastAsiaTheme="minorHAnsi" w:hAnsiTheme="minorHAnsi" w:cstheme="minorBidi"/>
           <w:b/>
           <w:bCs/>
-          <w:color w:val="auto"/>
-          <w:kern w:val="2"/>
-          <w:sz w:val="22"/>
-          <w:szCs w:val="22"/>
-          <w:lang w:eastAsia="en-US"/>
-          <w14:ligatures w14:val="standardContextual"/>
         </w:rPr>
       </w:sdtEndPr>
       <w:sdtContent>
@@ -2993,13 +3103,15 @@
             <w:tabs>
               <w:tab w:val="right" w:leader="dot" w:pos="9345"/>
             </w:tabs>
-            <w:spacing w:line="360" w:lineRule="auto"/>
+            <w:spacing w:after="0" w:line="360" w:lineRule="auto"/>
             <w:rPr>
-              <w:rFonts w:ascii="Times New Roman" w:hAnsi="Times New Roman" w:cs="Times New Roman"/>
+              <w:rFonts w:ascii="Times New Roman" w:eastAsiaTheme="minorEastAsia" w:hAnsi="Times New Roman" w:cs="Times New Roman"/>
               <w:noProof/>
-              <w:color w:val="000000" w:themeColor="text1"/>
+              <w:kern w:val="0"/>
               <w:sz w:val="28"/>
               <w:szCs w:val="28"/>
+              <w:lang w:eastAsia="ru-RU"/>
+              <w14:ligatures w14:val="none"/>
             </w:rPr>
           </w:pPr>
           <w:r>
@@ -3035,13 +3147,12 @@
             </w:rPr>
             <w:fldChar w:fldCharType="separate"/>
           </w:r>
-          <w:hyperlink w:anchor="_Toc221880427" w:history="1">
+          <w:hyperlink w:anchor="_Toc221881492" w:history="1">
             <w:r>
               <w:rPr>
                 <w:rStyle w:val="ab"/>
                 <w:rFonts w:ascii="Times New Roman" w:hAnsi="Times New Roman" w:cs="Times New Roman"/>
                 <w:noProof/>
-                <w:color w:val="000000" w:themeColor="text1"/>
                 <w:sz w:val="28"/>
                 <w:szCs w:val="28"/>
               </w:rPr>
@@ -3052,7 +3163,6 @@
                 <w:rFonts w:ascii="Times New Roman" w:hAnsi="Times New Roman" w:cs="Times New Roman"/>
                 <w:noProof/>
                 <w:webHidden/>
-                <w:color w:val="000000" w:themeColor="text1"/>
                 <w:sz w:val="28"/>
                 <w:szCs w:val="28"/>
               </w:rPr>
@@ -3063,7 +3173,6 @@
                 <w:rFonts w:ascii="Times New Roman" w:hAnsi="Times New Roman" w:cs="Times New Roman"/>
                 <w:noProof/>
                 <w:webHidden/>
-                <w:color w:val="000000" w:themeColor="text1"/>
                 <w:sz w:val="28"/>
                 <w:szCs w:val="28"/>
               </w:rPr>
@@ -3074,18 +3183,16 @@
                 <w:rFonts w:ascii="Times New Roman" w:hAnsi="Times New Roman" w:cs="Times New Roman"/>
                 <w:noProof/>
                 <w:webHidden/>
-                <w:color w:val="000000" w:themeColor="text1"/>
                 <w:sz w:val="28"/>
                 <w:szCs w:val="28"/>
               </w:rPr>
-              <w:instrText xml:space="preserve"> PAGEREF _Toc221880427 \h </w:instrText>
+              <w:instrText xml:space="preserve"> PAGEREF _Toc221881492 \h </w:instrText>
             </w:r>
             <w:r>
               <w:rPr>
                 <w:rFonts w:ascii="Times New Roman" w:hAnsi="Times New Roman" w:cs="Times New Roman"/>
                 <w:noProof/>
                 <w:webHidden/>
-                <w:color w:val="000000" w:themeColor="text1"/>
                 <w:sz w:val="28"/>
                 <w:szCs w:val="28"/>
               </w:rPr>
@@ -3095,7 +3202,6 @@
                 <w:rFonts w:ascii="Times New Roman" w:hAnsi="Times New Roman" w:cs="Times New Roman"/>
                 <w:noProof/>
                 <w:webHidden/>
-                <w:color w:val="000000" w:themeColor="text1"/>
                 <w:sz w:val="28"/>
                 <w:szCs w:val="28"/>
               </w:rPr>
@@ -3106,7 +3212,6 @@
                 <w:rFonts w:ascii="Times New Roman" w:hAnsi="Times New Roman" w:cs="Times New Roman"/>
                 <w:noProof/>
                 <w:webHidden/>
-                <w:color w:val="000000" w:themeColor="text1"/>
                 <w:sz w:val="28"/>
                 <w:szCs w:val="28"/>
               </w:rPr>
@@ -3117,7 +3222,6 @@
                 <w:rFonts w:ascii="Times New Roman" w:hAnsi="Times New Roman" w:cs="Times New Roman"/>
                 <w:noProof/>
                 <w:webHidden/>
-                <w:color w:val="000000" w:themeColor="text1"/>
                 <w:sz w:val="28"/>
                 <w:szCs w:val="28"/>
               </w:rPr>
@@ -3131,22 +3235,23 @@
             <w:tabs>
               <w:tab w:val="right" w:leader="dot" w:pos="9345"/>
             </w:tabs>
-            <w:spacing w:line="360" w:lineRule="auto"/>
+            <w:spacing w:after="0" w:line="360" w:lineRule="auto"/>
             <w:rPr>
-              <w:rFonts w:ascii="Times New Roman" w:hAnsi="Times New Roman" w:cs="Times New Roman"/>
+              <w:rFonts w:ascii="Times New Roman" w:eastAsiaTheme="minorEastAsia" w:hAnsi="Times New Roman" w:cs="Times New Roman"/>
               <w:noProof/>
-              <w:color w:val="000000" w:themeColor="text1"/>
+              <w:kern w:val="0"/>
               <w:sz w:val="28"/>
               <w:szCs w:val="28"/>
+              <w:lang w:eastAsia="ru-RU"/>
+              <w14:ligatures w14:val="none"/>
             </w:rPr>
           </w:pPr>
-          <w:hyperlink w:anchor="_Toc221880428" w:history="1">
+          <w:hyperlink w:anchor="_Toc221881493" w:history="1">
             <w:r>
               <w:rPr>
                 <w:rStyle w:val="ab"/>
                 <w:rFonts w:ascii="Times New Roman" w:hAnsi="Times New Roman" w:cs="Times New Roman"/>
                 <w:noProof/>
-                <w:color w:val="000000" w:themeColor="text1"/>
                 <w:sz w:val="28"/>
                 <w:szCs w:val="28"/>
               </w:rPr>
@@ -3157,7 +3262,6 @@
                 <w:rFonts w:ascii="Times New Roman" w:hAnsi="Times New Roman" w:cs="Times New Roman"/>
                 <w:noProof/>
                 <w:webHidden/>
-                <w:color w:val="000000" w:themeColor="text1"/>
                 <w:sz w:val="28"/>
                 <w:szCs w:val="28"/>
               </w:rPr>
@@ -3168,7 +3272,6 @@
                 <w:rFonts w:ascii="Times New Roman" w:hAnsi="Times New Roman" w:cs="Times New Roman"/>
                 <w:noProof/>
                 <w:webHidden/>
-                <w:color w:val="000000" w:themeColor="text1"/>
                 <w:sz w:val="28"/>
                 <w:szCs w:val="28"/>
               </w:rPr>
@@ -3179,18 +3282,16 @@
                 <w:rFonts w:ascii="Times New Roman" w:hAnsi="Times New Roman" w:cs="Times New Roman"/>
                 <w:noProof/>
                 <w:webHidden/>
-                <w:color w:val="000000" w:themeColor="text1"/>
                 <w:sz w:val="28"/>
                 <w:szCs w:val="28"/>
               </w:rPr>
-              <w:instrText xml:space="preserve"> PAGEREF _Toc221880428 \h </w:instrText>
+              <w:instrText xml:space="preserve"> PAGEREF _Toc221881493 \h </w:instrText>
             </w:r>
             <w:r>
               <w:rPr>
                 <w:rFonts w:ascii="Times New Roman" w:hAnsi="Times New Roman" w:cs="Times New Roman"/>
                 <w:noProof/>
                 <w:webHidden/>
-                <w:color w:val="000000" w:themeColor="text1"/>
                 <w:sz w:val="28"/>
                 <w:szCs w:val="28"/>
               </w:rPr>
@@ -3200,7 +3301,6 @@
                 <w:rFonts w:ascii="Times New Roman" w:hAnsi="Times New Roman" w:cs="Times New Roman"/>
                 <w:noProof/>
                 <w:webHidden/>
-                <w:color w:val="000000" w:themeColor="text1"/>
                 <w:sz w:val="28"/>
                 <w:szCs w:val="28"/>
               </w:rPr>
@@ -3211,7 +3311,6 @@
                 <w:rFonts w:ascii="Times New Roman" w:hAnsi="Times New Roman" w:cs="Times New Roman"/>
                 <w:noProof/>
                 <w:webHidden/>
-                <w:color w:val="000000" w:themeColor="text1"/>
                 <w:sz w:val="28"/>
                 <w:szCs w:val="28"/>
               </w:rPr>
@@ -3222,7 +3321,6 @@
                 <w:rFonts w:ascii="Times New Roman" w:hAnsi="Times New Roman" w:cs="Times New Roman"/>
                 <w:noProof/>
                 <w:webHidden/>
-                <w:color w:val="000000" w:themeColor="text1"/>
                 <w:sz w:val="28"/>
                 <w:szCs w:val="28"/>
               </w:rPr>
@@ -3236,22 +3334,23 @@
             <w:tabs>
               <w:tab w:val="right" w:leader="dot" w:pos="9345"/>
             </w:tabs>
-            <w:spacing w:line="360" w:lineRule="auto"/>
+            <w:spacing w:after="0" w:line="360" w:lineRule="auto"/>
             <w:rPr>
-              <w:rFonts w:ascii="Times New Roman" w:hAnsi="Times New Roman" w:cs="Times New Roman"/>
+              <w:rFonts w:ascii="Times New Roman" w:eastAsiaTheme="minorEastAsia" w:hAnsi="Times New Roman" w:cs="Times New Roman"/>
               <w:noProof/>
-              <w:color w:val="000000" w:themeColor="text1"/>
+              <w:kern w:val="0"/>
               <w:sz w:val="28"/>
               <w:szCs w:val="28"/>
+              <w:lang w:eastAsia="ru-RU"/>
+              <w14:ligatures w14:val="none"/>
             </w:rPr>
           </w:pPr>
-          <w:hyperlink w:anchor="_Toc221880429" w:history="1">
+          <w:hyperlink w:anchor="_Toc221881494" w:history="1">
             <w:r>
               <w:rPr>
                 <w:rStyle w:val="ab"/>
                 <w:rFonts w:ascii="Times New Roman" w:hAnsi="Times New Roman" w:cs="Times New Roman"/>
                 <w:noProof/>
-                <w:color w:val="000000" w:themeColor="text1"/>
                 <w:sz w:val="28"/>
                 <w:szCs w:val="28"/>
               </w:rPr>
@@ -3262,7 +3361,6 @@
                 <w:rFonts w:ascii="Times New Roman" w:hAnsi="Times New Roman" w:cs="Times New Roman"/>
                 <w:noProof/>
                 <w:webHidden/>
-                <w:color w:val="000000" w:themeColor="text1"/>
                 <w:sz w:val="28"/>
                 <w:szCs w:val="28"/>
               </w:rPr>
@@ -3273,7 +3371,6 @@
                 <w:rFonts w:ascii="Times New Roman" w:hAnsi="Times New Roman" w:cs="Times New Roman"/>
                 <w:noProof/>
                 <w:webHidden/>
-                <w:color w:val="000000" w:themeColor="text1"/>
                 <w:sz w:val="28"/>
                 <w:szCs w:val="28"/>
               </w:rPr>
@@ -3284,18 +3381,16 @@
                 <w:rFonts w:ascii="Times New Roman" w:hAnsi="Times New Roman" w:cs="Times New Roman"/>
                 <w:noProof/>
                 <w:webHidden/>
-                <w:color w:val="000000" w:themeColor="text1"/>
                 <w:sz w:val="28"/>
                 <w:szCs w:val="28"/>
               </w:rPr>
-              <w:instrText xml:space="preserve"> PAGEREF _Toc221880429 \h </w:instrText>
+              <w:instrText xml:space="preserve"> PAGEREF _Toc221881494 \h </w:instrText>
             </w:r>
             <w:r>
               <w:rPr>
                 <w:rFonts w:ascii="Times New Roman" w:hAnsi="Times New Roman" w:cs="Times New Roman"/>
                 <w:noProof/>
                 <w:webHidden/>
-                <w:color w:val="000000" w:themeColor="text1"/>
                 <w:sz w:val="28"/>
                 <w:szCs w:val="28"/>
               </w:rPr>
@@ -3305,7 +3400,6 @@
                 <w:rFonts w:ascii="Times New Roman" w:hAnsi="Times New Roman" w:cs="Times New Roman"/>
                 <w:noProof/>
                 <w:webHidden/>
-                <w:color w:val="000000" w:themeColor="text1"/>
                 <w:sz w:val="28"/>
                 <w:szCs w:val="28"/>
               </w:rPr>
@@ -3316,7 +3410,6 @@
                 <w:rFonts w:ascii="Times New Roman" w:hAnsi="Times New Roman" w:cs="Times New Roman"/>
                 <w:noProof/>
                 <w:webHidden/>
-                <w:color w:val="000000" w:themeColor="text1"/>
                 <w:sz w:val="28"/>
                 <w:szCs w:val="28"/>
               </w:rPr>
@@ -3327,7 +3420,6 @@
                 <w:rFonts w:ascii="Times New Roman" w:hAnsi="Times New Roman" w:cs="Times New Roman"/>
                 <w:noProof/>
                 <w:webHidden/>
-                <w:color w:val="000000" w:themeColor="text1"/>
                 <w:sz w:val="28"/>
                 <w:szCs w:val="28"/>
               </w:rPr>
@@ -3341,22 +3433,23 @@
             <w:tabs>
               <w:tab w:val="right" w:leader="dot" w:pos="9345"/>
             </w:tabs>
-            <w:spacing w:line="360" w:lineRule="auto"/>
+            <w:spacing w:after="0" w:line="360" w:lineRule="auto"/>
             <w:rPr>
-              <w:rFonts w:ascii="Times New Roman" w:hAnsi="Times New Roman" w:cs="Times New Roman"/>
+              <w:rFonts w:ascii="Times New Roman" w:eastAsiaTheme="minorEastAsia" w:hAnsi="Times New Roman" w:cs="Times New Roman"/>
               <w:noProof/>
-              <w:color w:val="000000" w:themeColor="text1"/>
+              <w:kern w:val="0"/>
               <w:sz w:val="28"/>
               <w:szCs w:val="28"/>
+              <w:lang w:eastAsia="ru-RU"/>
+              <w14:ligatures w14:val="none"/>
             </w:rPr>
           </w:pPr>
-          <w:hyperlink w:anchor="_Toc221880430" w:history="1">
+          <w:hyperlink w:anchor="_Toc221881495" w:history="1">
             <w:r>
               <w:rPr>
                 <w:rStyle w:val="ab"/>
                 <w:rFonts w:ascii="Times New Roman" w:hAnsi="Times New Roman" w:cs="Times New Roman"/>
                 <w:noProof/>
-                <w:color w:val="000000" w:themeColor="text1"/>
                 <w:sz w:val="28"/>
                 <w:szCs w:val="28"/>
               </w:rPr>
@@ -3367,7 +3460,6 @@
                 <w:rFonts w:ascii="Times New Roman" w:hAnsi="Times New Roman" w:cs="Times New Roman"/>
                 <w:noProof/>
                 <w:webHidden/>
-                <w:color w:val="000000" w:themeColor="text1"/>
                 <w:sz w:val="28"/>
                 <w:szCs w:val="28"/>
               </w:rPr>
@@ -3378,7 +3470,6 @@
                 <w:rFonts w:ascii="Times New Roman" w:hAnsi="Times New Roman" w:cs="Times New Roman"/>
                 <w:noProof/>
                 <w:webHidden/>
-                <w:color w:val="000000" w:themeColor="text1"/>
                 <w:sz w:val="28"/>
                 <w:szCs w:val="28"/>
               </w:rPr>
@@ -3389,18 +3480,16 @@
                 <w:rFonts w:ascii="Times New Roman" w:hAnsi="Times New Roman" w:cs="Times New Roman"/>
                 <w:noProof/>
                 <w:webHidden/>
-                <w:color w:val="000000" w:themeColor="text1"/>
                 <w:sz w:val="28"/>
                 <w:szCs w:val="28"/>
               </w:rPr>
-              <w:instrText xml:space="preserve"> PAGEREF _Toc221880430 \h </w:instrText>
+              <w:instrText xml:space="preserve"> PAGEREF _Toc221881495 \h </w:instrText>
             </w:r>
             <w:r>
               <w:rPr>
                 <w:rFonts w:ascii="Times New Roman" w:hAnsi="Times New Roman" w:cs="Times New Roman"/>
                 <w:noProof/>
                 <w:webHidden/>
-                <w:color w:val="000000" w:themeColor="text1"/>
                 <w:sz w:val="28"/>
                 <w:szCs w:val="28"/>
               </w:rPr>
@@ -3410,7 +3499,6 @@
                 <w:rFonts w:ascii="Times New Roman" w:hAnsi="Times New Roman" w:cs="Times New Roman"/>
                 <w:noProof/>
                 <w:webHidden/>
-                <w:color w:val="000000" w:themeColor="text1"/>
                 <w:sz w:val="28"/>
                 <w:szCs w:val="28"/>
               </w:rPr>
@@ -3421,18 +3509,113 @@
                 <w:rFonts w:ascii="Times New Roman" w:hAnsi="Times New Roman" w:cs="Times New Roman"/>
                 <w:noProof/>
                 <w:webHidden/>
-                <w:color w:val="000000" w:themeColor="text1"/>
                 <w:sz w:val="28"/>
                 <w:szCs w:val="28"/>
               </w:rPr>
-              <w:t>6</w:t>
+              <w:t>5</w:t>
             </w:r>
             <w:r>
               <w:rPr>
                 <w:rFonts w:ascii="Times New Roman" w:hAnsi="Times New Roman" w:cs="Times New Roman"/>
                 <w:noProof/>
                 <w:webHidden/>
-                <w:color w:val="000000" w:themeColor="text1"/>
+                <w:sz w:val="28"/>
+                <w:szCs w:val="28"/>
+              </w:rPr>
+              <w:fldChar w:fldCharType="end"/>
+            </w:r>
+          </w:hyperlink>
+        </w:p>
+        <w:p>
+          <w:pPr>
+            <w:pStyle w:val="11"/>
+            <w:tabs>
+              <w:tab w:val="right" w:leader="dot" w:pos="9345"/>
+            </w:tabs>
+            <w:spacing w:after="0" w:line="360" w:lineRule="auto"/>
+            <w:rPr>
+              <w:rFonts w:eastAsiaTheme="minorEastAsia"/>
+              <w:noProof/>
+              <w:kern w:val="0"/>
+              <w:lang w:eastAsia="ru-RU"/>
+              <w14:ligatures w14:val="none"/>
+            </w:rPr>
+          </w:pPr>
+          <w:hyperlink w:anchor="_Toc221881496" w:history="1">
+            <w:r>
+              <w:rPr>
+                <w:rStyle w:val="ab"/>
+                <w:rFonts w:ascii="Times New Roman" w:hAnsi="Times New Roman" w:cs="Times New Roman"/>
+                <w:noProof/>
+                <w:sz w:val="28"/>
+                <w:szCs w:val="28"/>
+              </w:rPr>
+              <w:t>Заключение</w:t>
+            </w:r>
+            <w:r>
+              <w:rPr>
+                <w:rFonts w:ascii="Times New Roman" w:hAnsi="Times New Roman" w:cs="Times New Roman"/>
+                <w:noProof/>
+                <w:webHidden/>
+                <w:sz w:val="28"/>
+                <w:szCs w:val="28"/>
+              </w:rPr>
+              <w:tab/>
+            </w:r>
+            <w:r>
+              <w:rPr>
+                <w:rFonts w:ascii="Times New Roman" w:hAnsi="Times New Roman" w:cs="Times New Roman"/>
+                <w:noProof/>
+                <w:webHidden/>
+                <w:sz w:val="28"/>
+                <w:szCs w:val="28"/>
+              </w:rPr>
+              <w:fldChar w:fldCharType="begin"/>
+            </w:r>
+            <w:r>
+              <w:rPr>
+                <w:rFonts w:ascii="Times New Roman" w:hAnsi="Times New Roman" w:cs="Times New Roman"/>
+                <w:noProof/>
+                <w:webHidden/>
+                <w:sz w:val="28"/>
+                <w:szCs w:val="28"/>
+              </w:rPr>
+              <w:instrText xml:space="preserve"> PAGEREF _Toc221881496 \h </w:instrText>
+            </w:r>
+            <w:r>
+              <w:rPr>
+                <w:rFonts w:ascii="Times New Roman" w:hAnsi="Times New Roman" w:cs="Times New Roman"/>
+                <w:noProof/>
+                <w:webHidden/>
+                <w:sz w:val="28"/>
+                <w:szCs w:val="28"/>
+              </w:rPr>
+            </w:r>
+            <w:r>
+              <w:rPr>
+                <w:rFonts w:ascii="Times New Roman" w:hAnsi="Times New Roman" w:cs="Times New Roman"/>
+                <w:noProof/>
+                <w:webHidden/>
+                <w:sz w:val="28"/>
+                <w:szCs w:val="28"/>
+              </w:rPr>
+              <w:fldChar w:fldCharType="separate"/>
+            </w:r>
+            <w:r>
+              <w:rPr>
+                <w:rFonts w:ascii="Times New Roman" w:hAnsi="Times New Roman" w:cs="Times New Roman"/>
+                <w:noProof/>
+                <w:webHidden/>
+                <w:sz w:val="28"/>
+                <w:szCs w:val="28"/>
+              </w:rPr>
+              <w:t>9</w:t>
+            </w:r>
+            <w:r>
+              <w:rPr>
+                <w:rFonts w:ascii="Times New Roman" w:hAnsi="Times New Roman" w:cs="Times New Roman"/>
+                <w:noProof/>
+                <w:webHidden/>
                 <w:sz w:val="28"/>
                 <w:szCs w:val="28"/>
               </w:rPr>
@@ -3471,7 +3654,7 @@
           <w:b w:val="0"/>
         </w:rPr>
       </w:pPr>
-      <w:bookmarkStart w:id="1" w:name="_Toc221880427"/>
+      <w:bookmarkStart w:id="1" w:name="_Toc221881492"/>
       <w:r>
         <w:lastRenderedPageBreak/>
         <w:t>Введение</w:t>
@@ -3718,23 +3901,35 @@
           <w:szCs w:val="28"/>
         </w:rPr>
       </w:pPr>
-      <w:proofErr w:type="spellStart"/>
-      <w:r>
-        <w:rPr>
-          <w:rFonts w:ascii="Times New Roman" w:hAnsi="Times New Roman" w:cs="Times New Roman"/>
-          <w:sz w:val="28"/>
-          <w:szCs w:val="28"/>
-        </w:rPr>
-        <w:t>Git</w:t>
-      </w:r>
-      <w:proofErr w:type="spellEnd"/>
-      <w:r>
-        <w:rPr>
-          <w:rFonts w:ascii="Times New Roman" w:hAnsi="Times New Roman" w:cs="Times New Roman"/>
-          <w:sz w:val="28"/>
-          <w:szCs w:val="28"/>
-        </w:rPr>
-        <w:t>;</w:t>
+      <w:r>
+        <w:rPr>
+          <w:rFonts w:ascii="Times New Roman" w:hAnsi="Times New Roman" w:cs="Times New Roman"/>
+          <w:sz w:val="28"/>
+          <w:szCs w:val="28"/>
+        </w:rPr>
+        <w:t>Браузер.</w:t>
+      </w:r>
+    </w:p>
+    <w:p>
+      <w:pPr>
+        <w:spacing w:after="0" w:line="360" w:lineRule="auto"/>
+        <w:ind w:firstLine="709"/>
+        <w:jc w:val="both"/>
+        <w:rPr>
+          <w:rFonts w:ascii="Times New Roman" w:hAnsi="Times New Roman" w:cs="Times New Roman"/>
+          <w:i/>
+          <w:sz w:val="28"/>
+          <w:szCs w:val="28"/>
+        </w:rPr>
+      </w:pPr>
+      <w:r>
+        <w:rPr>
+          <w:rFonts w:ascii="Times New Roman" w:hAnsi="Times New Roman" w:cs="Times New Roman"/>
+          <w:i/>
+          <w:sz w:val="28"/>
+          <w:szCs w:val="28"/>
+        </w:rPr>
+        <w:t>Исходные данные:</w:t>
       </w:r>
     </w:p>
     <w:p>
@@ -3762,25 +3957,15 @@
           <w:sz w:val="28"/>
           <w:szCs w:val="28"/>
         </w:rPr>
-        <w:t>Текстовый редактор (</w:t>
-      </w:r>
-      <w:proofErr w:type="spellStart"/>
-      <w:r>
-        <w:rPr>
-          <w:rFonts w:ascii="Times New Roman" w:hAnsi="Times New Roman" w:cs="Times New Roman"/>
-          <w:sz w:val="28"/>
-          <w:szCs w:val="28"/>
-        </w:rPr>
-        <w:t>Notepad</w:t>
-      </w:r>
-      <w:proofErr w:type="spellEnd"/>
-      <w:r>
-        <w:rPr>
-          <w:rFonts w:ascii="Times New Roman" w:hAnsi="Times New Roman" w:cs="Times New Roman"/>
-          <w:sz w:val="28"/>
-          <w:szCs w:val="28"/>
-        </w:rPr>
-        <w:t>++);</w:t>
+        <w:t xml:space="preserve">Текстовые файлы с произвольным </w:t>
+      </w:r>
+      <w:r>
+        <w:rPr>
+          <w:rFonts w:ascii="Times New Roman" w:hAnsi="Times New Roman" w:cs="Times New Roman"/>
+          <w:sz w:val="28"/>
+          <w:szCs w:val="28"/>
+        </w:rPr>
+        <w:t>содержимым (отчет по лабораторной работе, файл README.md);</w:t>
       </w:r>
     </w:p>
     <w:p>
@@ -3808,7 +3993,165 @@
           <w:sz w:val="28"/>
           <w:szCs w:val="28"/>
         </w:rPr>
-        <w:t>Командная строка;</w:t>
+        <w:t xml:space="preserve">Учебный </w:t>
+      </w:r>
+      <w:proofErr w:type="spellStart"/>
+      <w:r>
+        <w:rPr>
+          <w:rFonts w:ascii="Times New Roman" w:hAnsi="Times New Roman" w:cs="Times New Roman"/>
+          <w:sz w:val="28"/>
+          <w:szCs w:val="28"/>
+        </w:rPr>
+        <w:t>репозиторий</w:t>
+      </w:r>
+      <w:proofErr w:type="spellEnd"/>
+      <w:r>
+        <w:rPr>
+          <w:rFonts w:ascii="Times New Roman" w:hAnsi="Times New Roman" w:cs="Times New Roman"/>
+          <w:sz w:val="28"/>
+          <w:szCs w:val="28"/>
+        </w:rPr>
+        <w:t>, создаваемый в процессе работы.</w:t>
+      </w:r>
+    </w:p>
+    <w:p>
+      <w:pPr>
+        <w:pStyle w:val="1"/>
+      </w:pPr>
+      <w:bookmarkStart w:id="2" w:name="_Toc221881493"/>
+      <w:r>
+        <w:t>Ход работы</w:t>
+      </w:r>
+      <w:bookmarkEnd w:id="2"/>
+    </w:p>
+    <w:p>
+      <w:pPr>
+        <w:pStyle w:val="2"/>
+      </w:pPr>
+      <w:bookmarkStart w:id="3" w:name="_Toc221881494"/>
+      <w:r>
+        <w:t>Теоретические аспекты</w:t>
+      </w:r>
+      <w:bookmarkEnd w:id="3"/>
+    </w:p>
+    <w:p>
+      <w:pPr>
+        <w:spacing w:after="0" w:line="360" w:lineRule="auto"/>
+        <w:jc w:val="center"/>
+        <w:rPr>
+          <w:rFonts w:ascii="Times New Roman" w:hAnsi="Times New Roman" w:cs="Times New Roman"/>
+          <w:i/>
+          <w:sz w:val="28"/>
+          <w:szCs w:val="28"/>
+        </w:rPr>
+      </w:pPr>
+      <w:r>
+        <w:rPr>
+          <w:rFonts w:ascii="Times New Roman" w:hAnsi="Times New Roman" w:cs="Times New Roman"/>
+          <w:i/>
+          <w:sz w:val="28"/>
+          <w:szCs w:val="28"/>
+        </w:rPr>
+        <w:t xml:space="preserve">Назначение, возможности, особенности </w:t>
+      </w:r>
+      <w:proofErr w:type="spellStart"/>
+      <w:r>
+        <w:rPr>
+          <w:rFonts w:ascii="Times New Roman" w:hAnsi="Times New Roman" w:cs="Times New Roman"/>
+          <w:i/>
+          <w:sz w:val="28"/>
+          <w:szCs w:val="28"/>
+        </w:rPr>
+        <w:t>Git</w:t>
+      </w:r>
+      <w:proofErr w:type="spellEnd"/>
+    </w:p>
+    <w:p>
+      <w:pPr>
+        <w:spacing w:after="0" w:line="360" w:lineRule="auto"/>
+        <w:ind w:firstLine="709"/>
+        <w:jc w:val="both"/>
+        <w:rPr>
+          <w:rFonts w:ascii="Times New Roman" w:hAnsi="Times New Roman" w:cs="Times New Roman"/>
+          <w:sz w:val="28"/>
+          <w:szCs w:val="28"/>
+        </w:rPr>
+      </w:pPr>
+      <w:proofErr w:type="spellStart"/>
+      <w:r>
+        <w:rPr>
+          <w:rFonts w:ascii="Times New Roman" w:hAnsi="Times New Roman" w:cs="Times New Roman"/>
+          <w:sz w:val="28"/>
+          <w:szCs w:val="28"/>
+        </w:rPr>
+        <w:t>Git</w:t>
+      </w:r>
+      <w:proofErr w:type="spellEnd"/>
+      <w:r>
+        <w:rPr>
+          <w:rFonts w:ascii="Times New Roman" w:hAnsi="Times New Roman" w:cs="Times New Roman"/>
+          <w:sz w:val="28"/>
+          <w:szCs w:val="28"/>
+        </w:rPr>
+        <w:t xml:space="preserve"> — это распределенная система контроля версий (VCS), разработанная </w:t>
+      </w:r>
+      <w:proofErr w:type="spellStart"/>
+      <w:r>
+        <w:rPr>
+          <w:rFonts w:ascii="Times New Roman" w:hAnsi="Times New Roman" w:cs="Times New Roman"/>
+          <w:sz w:val="28"/>
+          <w:szCs w:val="28"/>
+        </w:rPr>
+        <w:t>Линусом</w:t>
+      </w:r>
+      <w:proofErr w:type="spellEnd"/>
+      <w:r>
+        <w:rPr>
+          <w:rFonts w:ascii="Times New Roman" w:hAnsi="Times New Roman" w:cs="Times New Roman"/>
+          <w:sz w:val="28"/>
+          <w:szCs w:val="28"/>
+        </w:rPr>
+        <w:t xml:space="preserve"> </w:t>
+      </w:r>
+      <w:proofErr w:type="spellStart"/>
+      <w:r>
+        <w:rPr>
+          <w:rFonts w:ascii="Times New Roman" w:hAnsi="Times New Roman" w:cs="Times New Roman"/>
+          <w:sz w:val="28"/>
+          <w:szCs w:val="28"/>
+        </w:rPr>
+        <w:t>Торвальдсом</w:t>
+      </w:r>
+      <w:proofErr w:type="spellEnd"/>
+      <w:r>
+        <w:rPr>
+          <w:rFonts w:ascii="Times New Roman" w:hAnsi="Times New Roman" w:cs="Times New Roman"/>
+          <w:sz w:val="28"/>
+          <w:szCs w:val="28"/>
+        </w:rPr>
+        <w:t xml:space="preserve"> в 2005 году.</w:t>
+      </w:r>
+    </w:p>
+    <w:p>
+      <w:pPr>
+        <w:spacing w:after="0" w:line="360" w:lineRule="auto"/>
+        <w:ind w:firstLine="709"/>
+        <w:jc w:val="both"/>
+        <w:rPr>
+          <w:rFonts w:ascii="Times New Roman" w:hAnsi="Times New Roman" w:cs="Times New Roman"/>
+          <w:i/>
+          <w:sz w:val="28"/>
+          <w:szCs w:val="28"/>
+        </w:rPr>
+      </w:pPr>
+      <w:r>
+        <w:rPr>
+          <w:rFonts w:ascii="Times New Roman" w:hAnsi="Times New Roman" w:cs="Times New Roman"/>
+          <w:i/>
+          <w:sz w:val="28"/>
+          <w:szCs w:val="28"/>
+        </w:rPr>
+        <w:t>Назначение:</w:t>
       </w:r>
     </w:p>
     <w:p>
@@ -3836,29 +4179,7 @@
           <w:sz w:val="28"/>
           <w:szCs w:val="28"/>
         </w:rPr>
-        <w:t>Браузер.</w:t>
-      </w:r>
-    </w:p>
-    <w:p>
-      <w:pPr>
-        <w:spacing w:after="0" w:line="360" w:lineRule="auto"/>
-        <w:ind w:firstLine="709"/>
-        <w:jc w:val="both"/>
-        <w:rPr>
-          <w:rFonts w:ascii="Times New Roman" w:hAnsi="Times New Roman" w:cs="Times New Roman"/>
-          <w:i/>
-          <w:sz w:val="28"/>
-          <w:szCs w:val="28"/>
-        </w:rPr>
-      </w:pPr>
-      <w:r>
-        <w:rPr>
-          <w:rFonts w:ascii="Times New Roman" w:hAnsi="Times New Roman" w:cs="Times New Roman"/>
-          <w:i/>
-          <w:sz w:val="28"/>
-          <w:szCs w:val="28"/>
-        </w:rPr>
-        <w:t>Исходные данные:</w:t>
+        <w:t>Отслеживание изменений в файлах проекта;</w:t>
       </w:r>
     </w:p>
     <w:p>
@@ -3886,15 +4207,7 @@
           <w:sz w:val="28"/>
           <w:szCs w:val="28"/>
         </w:rPr>
-        <w:t xml:space="preserve">Текстовые файлы с произвольным </w:t>
-      </w:r>
-      <w:r>
-        <w:rPr>
-          <w:rFonts w:ascii="Times New Roman" w:hAnsi="Times New Roman" w:cs="Times New Roman"/>
-          <w:sz w:val="28"/>
-          <w:szCs w:val="28"/>
-        </w:rPr>
-        <w:t>содержимым (отчет по лабораторной работе, файл README.md);</w:t>
+        <w:t>Возможность возврата к любой предыдущей версии;</w:t>
       </w:r>
     </w:p>
     <w:p>
@@ -3922,165 +4235,7 @@
           <w:sz w:val="28"/>
           <w:szCs w:val="28"/>
         </w:rPr>
-        <w:t xml:space="preserve">Учебный </w:t>
-      </w:r>
-      <w:proofErr w:type="spellStart"/>
-      <w:r>
-        <w:rPr>
-          <w:rFonts w:ascii="Times New Roman" w:hAnsi="Times New Roman" w:cs="Times New Roman"/>
-          <w:sz w:val="28"/>
-          <w:szCs w:val="28"/>
-        </w:rPr>
-        <w:t>репозиторий</w:t>
-      </w:r>
-      <w:proofErr w:type="spellEnd"/>
-      <w:r>
-        <w:rPr>
-          <w:rFonts w:ascii="Times New Roman" w:hAnsi="Times New Roman" w:cs="Times New Roman"/>
-          <w:sz w:val="28"/>
-          <w:szCs w:val="28"/>
-        </w:rPr>
-        <w:t>, создаваемый в процессе работы.</w:t>
-      </w:r>
-    </w:p>
-    <w:p>
-      <w:pPr>
-        <w:pStyle w:val="1"/>
-      </w:pPr>
-      <w:bookmarkStart w:id="2" w:name="_Toc221880428"/>
-      <w:r>
-        <w:t>Ход работы</w:t>
-      </w:r>
-      <w:bookmarkEnd w:id="2"/>
-    </w:p>
-    <w:p>
-      <w:pPr>
-        <w:pStyle w:val="2"/>
-      </w:pPr>
-      <w:bookmarkStart w:id="3" w:name="_Toc221880429"/>
-      <w:r>
-        <w:t>Теоретические аспекты</w:t>
-      </w:r>
-      <w:bookmarkEnd w:id="3"/>
-    </w:p>
-    <w:p>
-      <w:pPr>
-        <w:spacing w:after="0" w:line="360" w:lineRule="auto"/>
-        <w:jc w:val="center"/>
-        <w:rPr>
-          <w:rFonts w:ascii="Times New Roman" w:hAnsi="Times New Roman" w:cs="Times New Roman"/>
-          <w:i/>
-          <w:sz w:val="28"/>
-          <w:szCs w:val="28"/>
-        </w:rPr>
-      </w:pPr>
-      <w:r>
-        <w:rPr>
-          <w:rFonts w:ascii="Times New Roman" w:hAnsi="Times New Roman" w:cs="Times New Roman"/>
-          <w:i/>
-          <w:sz w:val="28"/>
-          <w:szCs w:val="28"/>
-        </w:rPr>
-        <w:t xml:space="preserve">Назначение, возможности, особенности </w:t>
-      </w:r>
-      <w:proofErr w:type="spellStart"/>
-      <w:r>
-        <w:rPr>
-          <w:rFonts w:ascii="Times New Roman" w:hAnsi="Times New Roman" w:cs="Times New Roman"/>
-          <w:i/>
-          <w:sz w:val="28"/>
-          <w:szCs w:val="28"/>
-        </w:rPr>
-        <w:t>Git</w:t>
-      </w:r>
-      <w:proofErr w:type="spellEnd"/>
-    </w:p>
-    <w:p>
-      <w:pPr>
-        <w:spacing w:after="0" w:line="360" w:lineRule="auto"/>
-        <w:ind w:firstLine="709"/>
-        <w:jc w:val="both"/>
-        <w:rPr>
-          <w:rFonts w:ascii="Times New Roman" w:hAnsi="Times New Roman" w:cs="Times New Roman"/>
-          <w:sz w:val="28"/>
-          <w:szCs w:val="28"/>
-        </w:rPr>
-      </w:pPr>
-      <w:proofErr w:type="spellStart"/>
-      <w:r>
-        <w:rPr>
-          <w:rFonts w:ascii="Times New Roman" w:hAnsi="Times New Roman" w:cs="Times New Roman"/>
-          <w:sz w:val="28"/>
-          <w:szCs w:val="28"/>
-        </w:rPr>
-        <w:t>Git</w:t>
-      </w:r>
-      <w:proofErr w:type="spellEnd"/>
-      <w:r>
-        <w:rPr>
-          <w:rFonts w:ascii="Times New Roman" w:hAnsi="Times New Roman" w:cs="Times New Roman"/>
-          <w:sz w:val="28"/>
-          <w:szCs w:val="28"/>
-        </w:rPr>
-        <w:t xml:space="preserve"> — это распределенная система контроля версий (VCS), разработанная </w:t>
-      </w:r>
-      <w:proofErr w:type="spellStart"/>
-      <w:r>
-        <w:rPr>
-          <w:rFonts w:ascii="Times New Roman" w:hAnsi="Times New Roman" w:cs="Times New Roman"/>
-          <w:sz w:val="28"/>
-          <w:szCs w:val="28"/>
-        </w:rPr>
-        <w:t>Линусом</w:t>
-      </w:r>
-      <w:proofErr w:type="spellEnd"/>
-      <w:r>
-        <w:rPr>
-          <w:rFonts w:ascii="Times New Roman" w:hAnsi="Times New Roman" w:cs="Times New Roman"/>
-          <w:sz w:val="28"/>
-          <w:szCs w:val="28"/>
-        </w:rPr>
-        <w:t xml:space="preserve"> </w:t>
-      </w:r>
-      <w:proofErr w:type="spellStart"/>
-      <w:r>
-        <w:rPr>
-          <w:rFonts w:ascii="Times New Roman" w:hAnsi="Times New Roman" w:cs="Times New Roman"/>
-          <w:sz w:val="28"/>
-          <w:szCs w:val="28"/>
-        </w:rPr>
-        <w:t>Торвальдсом</w:t>
-      </w:r>
-      <w:proofErr w:type="spellEnd"/>
-      <w:r>
-        <w:rPr>
-          <w:rFonts w:ascii="Times New Roman" w:hAnsi="Times New Roman" w:cs="Times New Roman"/>
-          <w:sz w:val="28"/>
-          <w:szCs w:val="28"/>
-        </w:rPr>
-        <w:t xml:space="preserve"> в 2005 году.</w:t>
-      </w:r>
-    </w:p>
-    <w:p>
-      <w:pPr>
-        <w:spacing w:after="0" w:line="360" w:lineRule="auto"/>
-        <w:ind w:firstLine="709"/>
-        <w:jc w:val="both"/>
-        <w:rPr>
-          <w:rFonts w:ascii="Times New Roman" w:hAnsi="Times New Roman" w:cs="Times New Roman"/>
-          <w:i/>
-          <w:sz w:val="28"/>
-          <w:szCs w:val="28"/>
-        </w:rPr>
-      </w:pPr>
-      <w:r>
-        <w:rPr>
-          <w:rFonts w:ascii="Times New Roman" w:hAnsi="Times New Roman" w:cs="Times New Roman"/>
-          <w:i/>
-          <w:sz w:val="28"/>
-          <w:szCs w:val="28"/>
-        </w:rPr>
-        <w:t>Назначение:</w:t>
+        <w:t>Организация совместной работы нескольких разработчиков;</w:t>
       </w:r>
     </w:p>
     <w:p>
@@ -4108,7 +4263,65 @@
           <w:sz w:val="28"/>
           <w:szCs w:val="28"/>
         </w:rPr>
-        <w:t>Отслеживание изменений в файлах проекта;</w:t>
+        <w:t>Ведение параллельных веток разработки (</w:t>
+      </w:r>
+      <w:proofErr w:type="spellStart"/>
+      <w:r>
+        <w:rPr>
+          <w:rFonts w:ascii="Times New Roman" w:hAnsi="Times New Roman" w:cs="Times New Roman"/>
+          <w:sz w:val="28"/>
+          <w:szCs w:val="28"/>
+        </w:rPr>
+        <w:t>branching</w:t>
+      </w:r>
+      <w:proofErr w:type="spellEnd"/>
+      <w:r>
+        <w:rPr>
+          <w:rFonts w:ascii="Times New Roman" w:hAnsi="Times New Roman" w:cs="Times New Roman"/>
+          <w:sz w:val="28"/>
+          <w:szCs w:val="28"/>
+        </w:rPr>
+        <w:t>) и их слияние (</w:t>
+      </w:r>
+      <w:proofErr w:type="spellStart"/>
+      <w:r>
+        <w:rPr>
+          <w:rFonts w:ascii="Times New Roman" w:hAnsi="Times New Roman" w:cs="Times New Roman"/>
+          <w:sz w:val="28"/>
+          <w:szCs w:val="28"/>
+        </w:rPr>
+        <w:t>merge</w:t>
+      </w:r>
+      <w:proofErr w:type="spellEnd"/>
+      <w:r>
+        <w:rPr>
+          <w:rFonts w:ascii="Times New Roman" w:hAnsi="Times New Roman" w:cs="Times New Roman"/>
+          <w:sz w:val="28"/>
+          <w:szCs w:val="28"/>
+        </w:rPr>
+        <w:t>).</w:t>
+      </w:r>
+    </w:p>
+    <w:p>
+      <w:pPr>
+        <w:spacing w:after="0" w:line="360" w:lineRule="auto"/>
+        <w:ind w:firstLine="709"/>
+        <w:jc w:val="both"/>
+        <w:rPr>
+          <w:rFonts w:ascii="Times New Roman" w:hAnsi="Times New Roman" w:cs="Times New Roman"/>
+          <w:i/>
+          <w:sz w:val="28"/>
+          <w:szCs w:val="28"/>
+        </w:rPr>
+      </w:pPr>
+      <w:r>
+        <w:rPr>
+          <w:rFonts w:ascii="Times New Roman" w:hAnsi="Times New Roman" w:cs="Times New Roman"/>
+          <w:i/>
+          <w:sz w:val="28"/>
+          <w:szCs w:val="28"/>
+        </w:rPr>
+        <w:t>Основные возможности:</w:t>
       </w:r>
     </w:p>
     <w:p>
@@ -4133,10 +4346,45 @@
       <w:r>
         <w:rPr>
           <w:rFonts w:ascii="Times New Roman" w:hAnsi="Times New Roman" w:cs="Times New Roman"/>
-          <w:sz w:val="28"/>
-          <w:szCs w:val="28"/>
-        </w:rPr>
-        <w:t>Возможность возврата к любой предыдущей версии;</w:t>
+          <w:i/>
+          <w:sz w:val="28"/>
+          <w:szCs w:val="28"/>
+        </w:rPr>
+        <w:t>Локальность</w:t>
+      </w:r>
+      <w:r>
+        <w:rPr>
+          <w:rFonts w:ascii="Times New Roman" w:hAnsi="Times New Roman" w:cs="Times New Roman"/>
+          <w:sz w:val="28"/>
+          <w:szCs w:val="28"/>
+        </w:rPr>
+        <w:t xml:space="preserve">: каждый разработчик имеет полную копию </w:t>
+      </w:r>
+      <w:proofErr w:type="spellStart"/>
+      <w:r>
+        <w:rPr>
+          <w:rFonts w:ascii="Times New Roman" w:hAnsi="Times New Roman" w:cs="Times New Roman"/>
+          <w:sz w:val="28"/>
+          <w:szCs w:val="28"/>
+        </w:rPr>
+        <w:t>р</w:t>
+      </w:r>
+      <w:r>
+        <w:rPr>
+          <w:rFonts w:ascii="Times New Roman" w:hAnsi="Times New Roman" w:cs="Times New Roman"/>
+          <w:sz w:val="28"/>
+          <w:szCs w:val="28"/>
+        </w:rPr>
+        <w:t>епозитория</w:t>
+      </w:r>
+      <w:proofErr w:type="spellEnd"/>
+      <w:r>
+        <w:rPr>
+          <w:rFonts w:ascii="Times New Roman" w:hAnsi="Times New Roman" w:cs="Times New Roman"/>
+          <w:sz w:val="28"/>
+          <w:szCs w:val="28"/>
+        </w:rPr>
+        <w:t xml:space="preserve"> на своем компьютере;</w:t>
       </w:r>
     </w:p>
     <w:p>
@@ -4158,13 +4406,68 @@
           <w:szCs w:val="28"/>
         </w:rPr>
       </w:pPr>
-      <w:r>
-        <w:rPr>
-          <w:rFonts w:ascii="Times New Roman" w:hAnsi="Times New Roman" w:cs="Times New Roman"/>
-          <w:sz w:val="28"/>
-          <w:szCs w:val="28"/>
-        </w:rPr>
-        <w:t>Организация совместной работы нескольких разработчиков;</w:t>
+      <w:proofErr w:type="spellStart"/>
+      <w:r>
+        <w:rPr>
+          <w:rFonts w:ascii="Times New Roman" w:hAnsi="Times New Roman" w:cs="Times New Roman"/>
+          <w:i/>
+          <w:sz w:val="28"/>
+          <w:szCs w:val="28"/>
+        </w:rPr>
+        <w:t>Недеструктивность</w:t>
+      </w:r>
+      <w:proofErr w:type="spellEnd"/>
+      <w:r>
+        <w:rPr>
+          <w:rFonts w:ascii="Times New Roman" w:hAnsi="Times New Roman" w:cs="Times New Roman"/>
+          <w:sz w:val="28"/>
+          <w:szCs w:val="28"/>
+        </w:rPr>
+        <w:t xml:space="preserve">: изменения фиксируются в виде </w:t>
+      </w:r>
+      <w:proofErr w:type="spellStart"/>
+      <w:r>
+        <w:rPr>
+          <w:rFonts w:ascii="Times New Roman" w:hAnsi="Times New Roman" w:cs="Times New Roman"/>
+          <w:sz w:val="28"/>
+          <w:szCs w:val="28"/>
+        </w:rPr>
+        <w:t>коммитов</w:t>
+      </w:r>
+      <w:proofErr w:type="spellEnd"/>
+      <w:r>
+        <w:rPr>
+          <w:rFonts w:ascii="Times New Roman" w:hAnsi="Times New Roman" w:cs="Times New Roman"/>
+          <w:sz w:val="28"/>
+          <w:szCs w:val="28"/>
+        </w:rPr>
+        <w:t xml:space="preserve"> (</w:t>
+      </w:r>
+      <w:proofErr w:type="spellStart"/>
+      <w:r>
+        <w:rPr>
+          <w:rFonts w:ascii="Times New Roman" w:hAnsi="Times New Roman" w:cs="Times New Roman"/>
+          <w:sz w:val="28"/>
+          <w:szCs w:val="28"/>
+        </w:rPr>
+        <w:t>commi</w:t>
+      </w:r>
+      <w:r>
+        <w:rPr>
+          <w:rFonts w:ascii="Times New Roman" w:hAnsi="Times New Roman" w:cs="Times New Roman"/>
+          <w:sz w:val="28"/>
+          <w:szCs w:val="28"/>
+        </w:rPr>
+        <w:t>t</w:t>
+      </w:r>
+      <w:proofErr w:type="spellEnd"/>
+      <w:r>
+        <w:rPr>
+          <w:rFonts w:ascii="Times New Roman" w:hAnsi="Times New Roman" w:cs="Times New Roman"/>
+          <w:sz w:val="28"/>
+          <w:szCs w:val="28"/>
+        </w:rPr>
+        <w:t>), старые версии не удаляются;</w:t>
       </w:r>
     </w:p>
     <w:p>
@@ -4189,243 +4492,11 @@
       <w:r>
         <w:rPr>
           <w:rFonts w:ascii="Times New Roman" w:hAnsi="Times New Roman" w:cs="Times New Roman"/>
-          <w:sz w:val="28"/>
-          <w:szCs w:val="28"/>
-        </w:rPr>
-        <w:t>Ведение параллельных веток разработки (</w:t>
-      </w:r>
-      <w:proofErr w:type="spellStart"/>
-      <w:r>
-        <w:rPr>
-          <w:rFonts w:ascii="Times New Roman" w:hAnsi="Times New Roman" w:cs="Times New Roman"/>
-          <w:sz w:val="28"/>
-          <w:szCs w:val="28"/>
-        </w:rPr>
-        <w:t>branching</w:t>
-      </w:r>
-      <w:proofErr w:type="spellEnd"/>
-      <w:r>
-        <w:rPr>
-          <w:rFonts w:ascii="Times New Roman" w:hAnsi="Times New Roman" w:cs="Times New Roman"/>
-          <w:sz w:val="28"/>
-          <w:szCs w:val="28"/>
-        </w:rPr>
-        <w:t>) и их слияние (</w:t>
-      </w:r>
-      <w:proofErr w:type="spellStart"/>
-      <w:r>
-        <w:rPr>
-          <w:rFonts w:ascii="Times New Roman" w:hAnsi="Times New Roman" w:cs="Times New Roman"/>
-          <w:sz w:val="28"/>
-          <w:szCs w:val="28"/>
-        </w:rPr>
-        <w:t>merge</w:t>
-      </w:r>
-      <w:proofErr w:type="spellEnd"/>
-      <w:r>
-        <w:rPr>
-          <w:rFonts w:ascii="Times New Roman" w:hAnsi="Times New Roman" w:cs="Times New Roman"/>
-          <w:sz w:val="28"/>
-          <w:szCs w:val="28"/>
-        </w:rPr>
-        <w:t>).</w:t>
-      </w:r>
-    </w:p>
-    <w:p>
-      <w:pPr>
-        <w:spacing w:after="0" w:line="360" w:lineRule="auto"/>
-        <w:ind w:firstLine="709"/>
-        <w:jc w:val="both"/>
-        <w:rPr>
-          <w:rFonts w:ascii="Times New Roman" w:hAnsi="Times New Roman" w:cs="Times New Roman"/>
           <w:i/>
           <w:sz w:val="28"/>
           <w:szCs w:val="28"/>
         </w:rPr>
-      </w:pPr>
-      <w:r>
-        <w:rPr>
-          <w:rFonts w:ascii="Times New Roman" w:hAnsi="Times New Roman" w:cs="Times New Roman"/>
-          <w:i/>
-          <w:sz w:val="28"/>
-          <w:szCs w:val="28"/>
-        </w:rPr>
-        <w:t>Основные возможности:</w:t>
-      </w:r>
-    </w:p>
-    <w:p>
-      <w:pPr>
-        <w:pStyle w:val="a8"/>
-        <w:numPr>
-          <w:ilvl w:val="0"/>
-          <w:numId w:val="2"/>
-        </w:numPr>
-        <w:tabs>
-          <w:tab w:val="left" w:pos="993"/>
-        </w:tabs>
-        <w:spacing w:after="0" w:line="360" w:lineRule="auto"/>
-        <w:ind w:left="0" w:firstLine="709"/>
-        <w:jc w:val="both"/>
-        <w:rPr>
-          <w:rFonts w:ascii="Times New Roman" w:hAnsi="Times New Roman" w:cs="Times New Roman"/>
-          <w:sz w:val="28"/>
-          <w:szCs w:val="28"/>
-        </w:rPr>
-      </w:pPr>
-      <w:r>
-        <w:rPr>
-          <w:rFonts w:ascii="Times New Roman" w:hAnsi="Times New Roman" w:cs="Times New Roman"/>
-          <w:i/>
-          <w:sz w:val="28"/>
-          <w:szCs w:val="28"/>
-        </w:rPr>
         <w:lastRenderedPageBreak/>
-        <w:t>Локальность</w:t>
-      </w:r>
-      <w:r>
-        <w:rPr>
-          <w:rFonts w:ascii="Times New Roman" w:hAnsi="Times New Roman" w:cs="Times New Roman"/>
-          <w:sz w:val="28"/>
-          <w:szCs w:val="28"/>
-        </w:rPr>
-        <w:t xml:space="preserve">: каждый разработчик имеет полную копию </w:t>
-      </w:r>
-      <w:proofErr w:type="spellStart"/>
-      <w:r>
-        <w:rPr>
-          <w:rFonts w:ascii="Times New Roman" w:hAnsi="Times New Roman" w:cs="Times New Roman"/>
-          <w:sz w:val="28"/>
-          <w:szCs w:val="28"/>
-        </w:rPr>
-        <w:t>р</w:t>
-      </w:r>
-      <w:r>
-        <w:rPr>
-          <w:rFonts w:ascii="Times New Roman" w:hAnsi="Times New Roman" w:cs="Times New Roman"/>
-          <w:sz w:val="28"/>
-          <w:szCs w:val="28"/>
-        </w:rPr>
-        <w:t>епозитория</w:t>
-      </w:r>
-      <w:proofErr w:type="spellEnd"/>
-      <w:r>
-        <w:rPr>
-          <w:rFonts w:ascii="Times New Roman" w:hAnsi="Times New Roman" w:cs="Times New Roman"/>
-          <w:sz w:val="28"/>
-          <w:szCs w:val="28"/>
-        </w:rPr>
-        <w:t xml:space="preserve"> на своем компьютере;</w:t>
-      </w:r>
-    </w:p>
-    <w:p>
-      <w:pPr>
-        <w:pStyle w:val="a8"/>
-        <w:numPr>
-          <w:ilvl w:val="0"/>
-          <w:numId w:val="2"/>
-        </w:numPr>
-        <w:tabs>
-          <w:tab w:val="left" w:pos="993"/>
-        </w:tabs>
-        <w:spacing w:after="0" w:line="360" w:lineRule="auto"/>
-        <w:ind w:left="0" w:firstLine="709"/>
-        <w:jc w:val="both"/>
-        <w:rPr>
-          <w:rFonts w:ascii="Times New Roman" w:hAnsi="Times New Roman" w:cs="Times New Roman"/>
-          <w:sz w:val="28"/>
-          <w:szCs w:val="28"/>
-        </w:rPr>
-      </w:pPr>
-      <w:proofErr w:type="spellStart"/>
-      <w:r>
-        <w:rPr>
-          <w:rFonts w:ascii="Times New Roman" w:hAnsi="Times New Roman" w:cs="Times New Roman"/>
-          <w:i/>
-          <w:sz w:val="28"/>
-          <w:szCs w:val="28"/>
-        </w:rPr>
-        <w:t>Недеструктивность</w:t>
-      </w:r>
-      <w:proofErr w:type="spellEnd"/>
-      <w:r>
-        <w:rPr>
-          <w:rFonts w:ascii="Times New Roman" w:hAnsi="Times New Roman" w:cs="Times New Roman"/>
-          <w:sz w:val="28"/>
-          <w:szCs w:val="28"/>
-        </w:rPr>
-        <w:t xml:space="preserve">: изменения фиксируются в виде </w:t>
-      </w:r>
-      <w:proofErr w:type="spellStart"/>
-      <w:r>
-        <w:rPr>
-          <w:rFonts w:ascii="Times New Roman" w:hAnsi="Times New Roman" w:cs="Times New Roman"/>
-          <w:sz w:val="28"/>
-          <w:szCs w:val="28"/>
-        </w:rPr>
-        <w:t>коммитов</w:t>
-      </w:r>
-      <w:proofErr w:type="spellEnd"/>
-      <w:r>
-        <w:rPr>
-          <w:rFonts w:ascii="Times New Roman" w:hAnsi="Times New Roman" w:cs="Times New Roman"/>
-          <w:sz w:val="28"/>
-          <w:szCs w:val="28"/>
-        </w:rPr>
-        <w:t xml:space="preserve"> (</w:t>
-      </w:r>
-      <w:proofErr w:type="spellStart"/>
-      <w:r>
-        <w:rPr>
-          <w:rFonts w:ascii="Times New Roman" w:hAnsi="Times New Roman" w:cs="Times New Roman"/>
-          <w:sz w:val="28"/>
-          <w:szCs w:val="28"/>
-        </w:rPr>
-        <w:t>commi</w:t>
-      </w:r>
-      <w:r>
-        <w:rPr>
-          <w:rFonts w:ascii="Times New Roman" w:hAnsi="Times New Roman" w:cs="Times New Roman"/>
-          <w:sz w:val="28"/>
-          <w:szCs w:val="28"/>
-        </w:rPr>
-        <w:t>t</w:t>
-      </w:r>
-      <w:proofErr w:type="spellEnd"/>
-      <w:r>
-        <w:rPr>
-          <w:rFonts w:ascii="Times New Roman" w:hAnsi="Times New Roman" w:cs="Times New Roman"/>
-          <w:sz w:val="28"/>
-          <w:szCs w:val="28"/>
-        </w:rPr>
-        <w:t>), старые версии не удаляются;</w:t>
-      </w:r>
-    </w:p>
-    <w:p>
-      <w:pPr>
-        <w:pStyle w:val="a8"/>
-        <w:numPr>
-          <w:ilvl w:val="0"/>
-          <w:numId w:val="2"/>
-        </w:numPr>
-        <w:tabs>
-          <w:tab w:val="left" w:pos="993"/>
-        </w:tabs>
-        <w:spacing w:after="0" w:line="360" w:lineRule="auto"/>
-        <w:ind w:left="0" w:firstLine="709"/>
-        <w:jc w:val="both"/>
-        <w:rPr>
-          <w:rFonts w:ascii="Times New Roman" w:hAnsi="Times New Roman" w:cs="Times New Roman"/>
-          <w:sz w:val="28"/>
-          <w:szCs w:val="28"/>
-        </w:rPr>
-      </w:pPr>
-      <w:r>
-        <w:rPr>
-          <w:rFonts w:ascii="Times New Roman" w:hAnsi="Times New Roman" w:cs="Times New Roman"/>
-          <w:i/>
-          <w:sz w:val="28"/>
-          <w:szCs w:val="28"/>
-        </w:rPr>
         <w:t>Ветвление</w:t>
       </w:r>
       <w:r>
@@ -6850,7 +6921,8 @@
     <w:p>
       <w:pPr>
         <w:spacing w:after="0" w:line="360" w:lineRule="auto"/>
-        <w:jc w:val="center"/>
+        <w:ind w:firstLine="709"/>
+        <w:jc w:val="both"/>
         <w:rPr>
           <w:rFonts w:ascii="Times New Roman" w:hAnsi="Times New Roman" w:cs="Times New Roman"/>
           <w:i/>
@@ -6866,7 +6938,6 @@
           <w:sz w:val="28"/>
           <w:szCs w:val="28"/>
         </w:rPr>
-        <w:lastRenderedPageBreak/>
         <w:t>GitFlic</w:t>
       </w:r>
       <w:proofErr w:type="spellEnd"/>
@@ -6902,7 +6973,17 @@
           <w:sz w:val="28"/>
           <w:szCs w:val="28"/>
         </w:rPr>
-        <w:t>разработанная компанией «ФЛИЦ».</w:t>
+        <w:t>разработанная компанией «ФЛИЦ»</w:t>
+      </w:r>
+      <w:bookmarkStart w:id="4" w:name="_GoBack"/>
+      <w:bookmarkEnd w:id="4"/>
+      <w:r>
+        <w:rPr>
+          <w:rFonts w:ascii="Times New Roman" w:hAnsi="Times New Roman" w:cs="Times New Roman"/>
+          <w:sz w:val="28"/>
+          <w:szCs w:val="28"/>
+        </w:rPr>
+        <w:t>.</w:t>
       </w:r>
     </w:p>
     <w:p>
@@ -7034,6 +7115,7 @@
           <w:sz w:val="28"/>
           <w:szCs w:val="28"/>
         </w:rPr>
+        <w:lastRenderedPageBreak/>
         <w:t xml:space="preserve">Наличие </w:t>
       </w:r>
       <w:r>
@@ -8780,6 +8862,7 @@
                 <w:rFonts w:ascii="Times New Roman" w:hAnsi="Times New Roman" w:cs="Times New Roman"/>
                 <w:sz w:val="24"/>
                 <w:szCs w:val="24"/>
+                <w:lang w:val="en-US"/>
               </w:rPr>
             </w:pPr>
             <w:proofErr w:type="spellStart"/>
@@ -8788,6 +8871,7 @@
                 <w:rFonts w:ascii="Times New Roman" w:hAnsi="Times New Roman" w:cs="Times New Roman"/>
                 <w:sz w:val="24"/>
                 <w:szCs w:val="24"/>
+                <w:lang w:val="en-US"/>
               </w:rPr>
               <w:t>git</w:t>
             </w:r>
@@ -8797,8 +8881,9 @@
                 <w:rFonts w:ascii="Times New Roman" w:hAnsi="Times New Roman" w:cs="Times New Roman"/>
                 <w:sz w:val="24"/>
                 <w:szCs w:val="24"/>
-              </w:rPr>
-              <w:t xml:space="preserve"> </w:t>
+                <w:lang w:val="en-US"/>
+              </w:rPr>
+              <w:t xml:space="preserve"> remote add origin &lt;</w:t>
             </w:r>
             <w:proofErr w:type="spellStart"/>
             <w:r>
@@ -8806,8 +8891,9 @@
                 <w:rFonts w:ascii="Times New Roman" w:hAnsi="Times New Roman" w:cs="Times New Roman"/>
                 <w:sz w:val="24"/>
                 <w:szCs w:val="24"/>
-              </w:rPr>
-              <w:t>remote</w:t>
+                <w:lang w:val="en-US"/>
+              </w:rPr>
+              <w:t>url</w:t>
             </w:r>
             <w:proofErr w:type="spellEnd"/>
             <w:r>
@@ -8815,60 +8901,7 @@
                 <w:rFonts w:ascii="Times New Roman" w:hAnsi="Times New Roman" w:cs="Times New Roman"/>
                 <w:sz w:val="24"/>
                 <w:szCs w:val="24"/>
-              </w:rPr>
-              <w:t xml:space="preserve"> </w:t>
-            </w:r>
-            <w:proofErr w:type="spellStart"/>
-            <w:r>
-              <w:rPr>
-                <w:rFonts w:ascii="Times New Roman" w:hAnsi="Times New Roman" w:cs="Times New Roman"/>
-                <w:sz w:val="24"/>
-                <w:szCs w:val="24"/>
-              </w:rPr>
-              <w:t>add</w:t>
-            </w:r>
-            <w:proofErr w:type="spellEnd"/>
-            <w:r>
-              <w:rPr>
-                <w:rFonts w:ascii="Times New Roman" w:hAnsi="Times New Roman" w:cs="Times New Roman"/>
-                <w:sz w:val="24"/>
-                <w:szCs w:val="24"/>
-              </w:rPr>
-              <w:t xml:space="preserve"> </w:t>
-            </w:r>
-            <w:proofErr w:type="spellStart"/>
-            <w:r>
-              <w:rPr>
-                <w:rFonts w:ascii="Times New Roman" w:hAnsi="Times New Roman" w:cs="Times New Roman"/>
-                <w:sz w:val="24"/>
-                <w:szCs w:val="24"/>
-              </w:rPr>
-              <w:t>origin</w:t>
-            </w:r>
-            <w:proofErr w:type="spellEnd"/>
-            <w:r>
-              <w:rPr>
-                <w:rFonts w:ascii="Times New Roman" w:hAnsi="Times New Roman" w:cs="Times New Roman"/>
-                <w:sz w:val="24"/>
-                <w:szCs w:val="24"/>
-              </w:rPr>
-              <w:t xml:space="preserve"> &lt;</w:t>
-            </w:r>
-            <w:proofErr w:type="spellStart"/>
-            <w:r>
-              <w:rPr>
-                <w:rFonts w:ascii="Times New Roman" w:hAnsi="Times New Roman" w:cs="Times New Roman"/>
-                <w:sz w:val="24"/>
-                <w:szCs w:val="24"/>
-              </w:rPr>
-              <w:t>url</w:t>
-            </w:r>
-            <w:proofErr w:type="spellEnd"/>
-            <w:r>
-              <w:rPr>
-                <w:rFonts w:ascii="Times New Roman" w:hAnsi="Times New Roman" w:cs="Times New Roman"/>
-                <w:sz w:val="24"/>
-                <w:szCs w:val="24"/>
+                <w:lang w:val="en-US"/>
               </w:rPr>
               <w:t>&gt;</w:t>
             </w:r>
@@ -9071,12 +9104,11 @@
       <w:pPr>
         <w:pStyle w:val="2"/>
       </w:pPr>
-      <w:bookmarkStart w:id="4" w:name="_Toc221880430"/>
-      <w:r>
-        <w:lastRenderedPageBreak/>
+      <w:bookmarkStart w:id="5" w:name="_Toc221881495"/>
+      <w:r>
         <w:t>Практические аспекты</w:t>
       </w:r>
-      <w:bookmarkEnd w:id="4"/>
+      <w:bookmarkEnd w:id="5"/>
     </w:p>
     <w:p>
       <w:pPr>
@@ -9200,6 +9232,7 @@
           <w:sz w:val="28"/>
           <w:szCs w:val="28"/>
         </w:rPr>
+        <w:lastRenderedPageBreak/>
         <w:t xml:space="preserve">Для создания </w:t>
       </w:r>
       <w:proofErr w:type="spellStart"/>
@@ -9252,13 +9285,15 @@
       <w:r>
         <w:rPr>
           <w:rFonts w:ascii="Times New Roman" w:hAnsi="Times New Roman" w:cs="Times New Roman"/>
-          <w:sz w:val="28"/>
-          <w:szCs w:val="28"/>
+          <w:noProof/>
+          <w:sz w:val="28"/>
+          <w:szCs w:val="28"/>
+          <w:lang w:eastAsia="ru-RU"/>
         </w:rPr>
         <w:drawing>
-          <wp:inline distT="0" distB="0" distL="0" distR="0" wp14:anchorId="189800DA" wp14:editId="778DBE49">
-            <wp:extent cx="2838450" cy="1114425"/>
-            <wp:effectExtent l="0" t="0" r="0" b="9525"/>
+          <wp:inline distT="0" distB="0" distL="0" distR="0" wp14:anchorId="189800DA" wp14:editId="78B6F9BF">
+            <wp:extent cx="2838450" cy="1257300"/>
+            <wp:effectExtent l="0" t="0" r="0" b="0"/>
             <wp:docPr id="1" name="Рисунок 1"/>
             <wp:cNvGraphicFramePr>
               <a:graphicFrameLocks xmlns:a="http://schemas.openxmlformats.org/drawingml/2006/main" noChangeAspect="1"/>
@@ -9279,7 +9314,7 @@
                   <pic:spPr>
                     <a:xfrm>
                       <a:off x="0" y="0"/>
-                      <a:ext cx="2838450" cy="1114425"/>
+                      <a:ext cx="2838450" cy="1257300"/>
                     </a:xfrm>
                     <a:prstGeom prst="rect">
                       <a:avLst/>
@@ -9423,12 +9458,14 @@
       <w:r>
         <w:rPr>
           <w:rFonts w:ascii="Times New Roman" w:hAnsi="Times New Roman" w:cs="Times New Roman"/>
-          <w:sz w:val="28"/>
-          <w:szCs w:val="28"/>
+          <w:noProof/>
+          <w:sz w:val="28"/>
+          <w:szCs w:val="28"/>
+          <w:lang w:eastAsia="ru-RU"/>
         </w:rPr>
         <w:drawing>
-          <wp:inline distT="0" distB="0" distL="0" distR="0" wp14:anchorId="3238A440" wp14:editId="3F01BC59">
-            <wp:extent cx="5940425" cy="4762500"/>
+          <wp:inline distT="0" distB="0" distL="0" distR="0" wp14:anchorId="3238A440" wp14:editId="0D2413F3">
+            <wp:extent cx="5940425" cy="5181600"/>
             <wp:effectExtent l="0" t="0" r="3175" b="0"/>
             <wp:docPr id="3" name="Рисунок 3"/>
             <wp:cNvGraphicFramePr>
@@ -9450,7 +9487,7 @@
                   <pic:spPr>
                     <a:xfrm>
                       <a:off x="0" y="0"/>
-                      <a:ext cx="5940425" cy="4762500"/>
+                      <a:ext cx="5940425" cy="5181600"/>
                     </a:xfrm>
                     <a:prstGeom prst="rect">
                       <a:avLst/>
@@ -9481,7 +9518,6 @@
           <w:sz w:val="28"/>
           <w:szCs w:val="28"/>
         </w:rPr>
-        <w:lastRenderedPageBreak/>
         <w:t>Заполнение файла README</w:t>
       </w:r>
     </w:p>
@@ -9545,6 +9581,7 @@
           <w:noProof/>
           <w:lang w:eastAsia="ru-RU"/>
         </w:rPr>
+        <w:lastRenderedPageBreak/>
         <w:drawing>
           <wp:inline distT="0" distB="0" distL="0" distR="0" wp14:anchorId="4ED6B303" wp14:editId="2CBC2D8C">
             <wp:extent cx="5940425" cy="3625850"/>
@@ -10019,15 +10056,12 @@
       <w:pPr>
         <w:pStyle w:val="1"/>
       </w:pPr>
+      <w:bookmarkStart w:id="6" w:name="_Toc221881496"/>
       <w:r>
         <w:lastRenderedPageBreak/>
-        <w:t>Заключен</w:t>
-      </w:r>
-      <w:bookmarkStart w:id="5" w:name="_GoBack"/>
-      <w:bookmarkEnd w:id="5"/>
-      <w:r>
-        <w:t>ие</w:t>
-      </w:r>
+        <w:t>Заключение</w:t>
+      </w:r>
+      <w:bookmarkEnd w:id="6"/>
     </w:p>
     <w:p>
       <w:pPr>
@@ -10120,150 +10154,6 @@
         </w:rPr>
         <w:t>. Полученные навыки позволяют организовать индивидуальную и командную разработку программных продуктов с полным контролем версий.</w:t>
       </w:r>
-    </w:p>
-    <w:p>
-      <w:pPr>
-        <w:spacing w:after="0" w:line="360" w:lineRule="auto"/>
-        <w:ind w:firstLine="709"/>
-        <w:jc w:val="both"/>
-        <w:rPr>
-          <w:rFonts w:ascii="Times New Roman" w:hAnsi="Times New Roman" w:cs="Times New Roman"/>
-          <w:sz w:val="28"/>
-          <w:szCs w:val="28"/>
-        </w:rPr>
-      </w:pPr>
-    </w:p>
-    <w:p>
-      <w:pPr>
-        <w:spacing w:after="0" w:line="360" w:lineRule="auto"/>
-        <w:ind w:firstLine="709"/>
-        <w:jc w:val="both"/>
-        <w:rPr>
-          <w:rFonts w:ascii="Times New Roman" w:hAnsi="Times New Roman" w:cs="Times New Roman"/>
-          <w:sz w:val="28"/>
-          <w:szCs w:val="28"/>
-        </w:rPr>
-      </w:pPr>
-    </w:p>
-    <w:p>
-      <w:pPr>
-        <w:spacing w:after="0" w:line="360" w:lineRule="auto"/>
-        <w:ind w:firstLine="709"/>
-        <w:jc w:val="both"/>
-        <w:rPr>
-          <w:rFonts w:ascii="Times New Roman" w:hAnsi="Times New Roman" w:cs="Times New Roman"/>
-          <w:sz w:val="28"/>
-          <w:szCs w:val="28"/>
-        </w:rPr>
-      </w:pPr>
-    </w:p>
-    <w:p>
-      <w:pPr>
-        <w:spacing w:after="0" w:line="360" w:lineRule="auto"/>
-        <w:ind w:firstLine="709"/>
-        <w:jc w:val="both"/>
-        <w:rPr>
-          <w:rFonts w:ascii="Times New Roman" w:hAnsi="Times New Roman" w:cs="Times New Roman"/>
-          <w:sz w:val="28"/>
-          <w:szCs w:val="28"/>
-        </w:rPr>
-      </w:pPr>
-    </w:p>
-    <w:p>
-      <w:pPr>
-        <w:spacing w:after="0" w:line="360" w:lineRule="auto"/>
-        <w:ind w:firstLine="709"/>
-        <w:jc w:val="both"/>
-        <w:rPr>
-          <w:rFonts w:ascii="Times New Roman" w:hAnsi="Times New Roman" w:cs="Times New Roman"/>
-          <w:sz w:val="28"/>
-          <w:szCs w:val="28"/>
-        </w:rPr>
-      </w:pPr>
-    </w:p>
-    <w:p>
-      <w:pPr>
-        <w:spacing w:after="0" w:line="360" w:lineRule="auto"/>
-        <w:ind w:firstLine="709"/>
-        <w:jc w:val="both"/>
-        <w:rPr>
-          <w:rFonts w:ascii="Times New Roman" w:hAnsi="Times New Roman" w:cs="Times New Roman"/>
-          <w:sz w:val="28"/>
-          <w:szCs w:val="28"/>
-        </w:rPr>
-      </w:pPr>
-    </w:p>
-    <w:p>
-      <w:pPr>
-        <w:spacing w:after="0" w:line="360" w:lineRule="auto"/>
-        <w:ind w:firstLine="709"/>
-        <w:jc w:val="both"/>
-        <w:rPr>
-          <w:rFonts w:ascii="Times New Roman" w:hAnsi="Times New Roman" w:cs="Times New Roman"/>
-          <w:sz w:val="28"/>
-          <w:szCs w:val="28"/>
-        </w:rPr>
-      </w:pPr>
-    </w:p>
-    <w:p>
-      <w:pPr>
-        <w:spacing w:after="0" w:line="360" w:lineRule="auto"/>
-        <w:ind w:firstLine="709"/>
-        <w:jc w:val="both"/>
-        <w:rPr>
-          <w:rFonts w:ascii="Times New Roman" w:hAnsi="Times New Roman" w:cs="Times New Roman"/>
-          <w:sz w:val="28"/>
-          <w:szCs w:val="28"/>
-        </w:rPr>
-      </w:pPr>
-    </w:p>
-    <w:p>
-      <w:pPr>
-        <w:spacing w:after="0" w:line="360" w:lineRule="auto"/>
-        <w:ind w:firstLine="709"/>
-        <w:jc w:val="both"/>
-        <w:rPr>
-          <w:rFonts w:ascii="Times New Roman" w:hAnsi="Times New Roman" w:cs="Times New Roman"/>
-          <w:sz w:val="28"/>
-          <w:szCs w:val="28"/>
-        </w:rPr>
-      </w:pPr>
-    </w:p>
-    <w:p>
-      <w:pPr>
-        <w:spacing w:after="0" w:line="360" w:lineRule="auto"/>
-        <w:ind w:firstLine="709"/>
-        <w:jc w:val="both"/>
-        <w:rPr>
-          <w:rFonts w:ascii="Times New Roman" w:hAnsi="Times New Roman" w:cs="Times New Roman"/>
-          <w:sz w:val="28"/>
-          <w:szCs w:val="28"/>
-        </w:rPr>
-      </w:pPr>
-    </w:p>
-    <w:p>
-      <w:pPr>
-        <w:spacing w:after="0" w:line="360" w:lineRule="auto"/>
-        <w:ind w:firstLine="709"/>
-        <w:jc w:val="both"/>
-        <w:rPr>
-          <w:rFonts w:ascii="Times New Roman" w:hAnsi="Times New Roman" w:cs="Times New Roman"/>
-          <w:sz w:val="28"/>
-          <w:szCs w:val="28"/>
-        </w:rPr>
-      </w:pPr>
-    </w:p>
-    <w:p>
-      <w:pPr>
-        <w:spacing w:after="0" w:line="360" w:lineRule="auto"/>
-        <w:ind w:firstLine="709"/>
-        <w:jc w:val="both"/>
-        <w:rPr>
-          <w:rFonts w:ascii="Times New Roman" w:hAnsi="Times New Roman" w:cs="Times New Roman"/>
-          <w:sz w:val="28"/>
-          <w:szCs w:val="28"/>
-        </w:rPr>
-      </w:pPr>
     </w:p>
     <w:p>
       <w:pPr>
@@ -10345,7 +10235,7 @@
           <w:rPr>
             <w:noProof/>
           </w:rPr>
-          <w:t>8</w:t>
+          <w:t>9</w:t>
         </w:r>
         <w:r>
           <w:fldChar w:fldCharType="end"/>
@@ -10372,7 +10262,13 @@
       <w:jc w:val="center"/>
     </w:pPr>
     <w:r>
-      <w:t>Нижний Новгород 2024 г.</w:t>
+      <w:t>Нижний Новгород 202</w:t>
+    </w:r>
+    <w:r>
+      <w:t>6</w:t>
+    </w:r>
+    <w:r>
+      <w:t xml:space="preserve"> г.</w:t>
     </w:r>
   </w:p>
 </w:ftr>
@@ -11585,7 +11481,7 @@
 </file>
 
 <file path=customXml/itemProps1.xml><?xml version="1.0" encoding="utf-8"?>
-<ds:datastoreItem xmlns:ds="http://schemas.openxmlformats.org/officeDocument/2006/customXml" ds:itemID="{239A0845-A0AC-4D50-8983-94BC66113623}">
+<ds:datastoreItem xmlns:ds="http://schemas.openxmlformats.org/officeDocument/2006/customXml" ds:itemID="{A36D4F7A-34CB-4F15-B7A0-012CD145BE8C}">
   <ds:schemaRefs>
     <ds:schemaRef ds:uri="http://schemas.openxmlformats.org/officeDocument/2006/bibliography"/>
   </ds:schemaRefs>
